--- a/rapport/RAPPORT_FINAL_LOGI_AGRI.docx
+++ b/rapport/RAPPORT_FINAL_LOGI_AGRI.docx
@@ -264,15 +264,9 @@
     <w:sdt>
       <w:sdtPr>
         <w:rPr>
-          <w:rFonts w:asciiTheme="minorHAnsi" w:eastAsiaTheme="minorEastAsia" w:hAnsiTheme="minorHAnsi" w:cstheme="minorBidi"/>
-          <w:b w:val="0"/>
-          <w:bCs w:val="0"/>
-          <w:color w:val="auto"/>
-          <w:sz w:val="22"/>
-          <w:szCs w:val="22"/>
           <w:lang w:val="fr-FR"/>
         </w:rPr>
-        <w:id w:val="419992804"/>
+        <w:id w:val="-681977312"/>
         <w:docPartObj>
           <w:docPartGallery w:val="Table of Contents"/>
           <w:docPartUnique/>
@@ -280,6 +274,10 @@
       </w:sdtPr>
       <w:sdtEndPr>
         <w:rPr>
+          <w:rFonts w:asciiTheme="minorHAnsi" w:eastAsiaTheme="minorEastAsia" w:hAnsiTheme="minorHAnsi" w:cstheme="minorBidi"/>
+          <w:color w:val="auto"/>
+          <w:sz w:val="22"/>
+          <w:szCs w:val="22"/>
           <w:lang w:val="en-US"/>
         </w:rPr>
       </w:sdtEndPr>
@@ -287,13 +285,9 @@
         <w:p>
           <w:pPr>
             <w:pStyle w:val="En-ttedetabledesmatires"/>
-            <w:rPr>
-              <w:u w:val="single"/>
-            </w:rPr>
           </w:pPr>
           <w:r>
             <w:rPr>
-              <w:u w:val="single"/>
               <w:lang w:val="fr-FR"/>
             </w:rPr>
             <w:t>Contenu</w:t>
@@ -302,11 +296,9 @@
         <w:p>
           <w:pPr>
             <w:pStyle w:val="TM1"/>
-            <w:tabs>
-              <w:tab w:val="right" w:leader="dot" w:pos="8630"/>
-            </w:tabs>
             <w:rPr>
               <w:noProof/>
+              <w:lang w:val="fr-FR" w:eastAsia="fr-FR"/>
             </w:rPr>
           </w:pPr>
           <w:r>
@@ -318,7 +310,7 @@
           <w:r>
             <w:fldChar w:fldCharType="separate"/>
           </w:r>
-          <w:hyperlink w:anchor="_Toc232803547" w:history="1">
+          <w:hyperlink w:anchor="_Toc233110345" w:history="1">
             <w:r>
               <w:rPr>
                 <w:rStyle w:val="Lienhypertexte"/>
@@ -346,145 +338,7 @@
                 <w:noProof/>
                 <w:webHidden/>
               </w:rPr>
-              <w:instrText xml:space="preserve"> PAGEREF _Toc232803547 \h </w:instrText>
-            </w:r>
-            <w:r>
-              <w:rPr>
-                <w:noProof/>
-                <w:webHidden/>
-              </w:rPr>
-            </w:r>
-            <w:r>
-              <w:rPr>
-                <w:noProof/>
-                <w:webHidden/>
-              </w:rPr>
-              <w:fldChar w:fldCharType="separate"/>
-            </w:r>
-            <w:r>
-              <w:rPr>
-                <w:noProof/>
-                <w:webHidden/>
-              </w:rPr>
-              <w:t>2</w:t>
-            </w:r>
-            <w:r>
-              <w:rPr>
-                <w:noProof/>
-                <w:webHidden/>
-              </w:rPr>
-              <w:fldChar w:fldCharType="end"/>
-            </w:r>
-          </w:hyperlink>
-        </w:p>
-        <w:p>
-          <w:pPr>
-            <w:pStyle w:val="TM2"/>
-            <w:tabs>
-              <w:tab w:val="right" w:leader="dot" w:pos="8630"/>
-            </w:tabs>
-            <w:rPr>
-              <w:noProof/>
-            </w:rPr>
-          </w:pPr>
-          <w:hyperlink w:anchor="_Toc232803548" w:history="1">
-            <w:r>
-              <w:rPr>
-                <w:rStyle w:val="Lienhypertexte"/>
-                <w:noProof/>
-                <w:lang w:val="fr-FR"/>
-              </w:rPr>
-              <w:t>Objectifs</w:t>
-            </w:r>
-            <w:r>
-              <w:rPr>
-                <w:noProof/>
-                <w:webHidden/>
-              </w:rPr>
-              <w:tab/>
-            </w:r>
-            <w:r>
-              <w:rPr>
-                <w:noProof/>
-                <w:webHidden/>
-              </w:rPr>
-              <w:fldChar w:fldCharType="begin"/>
-            </w:r>
-            <w:r>
-              <w:rPr>
-                <w:noProof/>
-                <w:webHidden/>
-              </w:rPr>
-              <w:instrText xml:space="preserve"> PAGEREF _Toc232803548 \h </w:instrText>
-            </w:r>
-            <w:r>
-              <w:rPr>
-                <w:noProof/>
-                <w:webHidden/>
-              </w:rPr>
-            </w:r>
-            <w:r>
-              <w:rPr>
-                <w:noProof/>
-                <w:webHidden/>
-              </w:rPr>
-              <w:fldChar w:fldCharType="separate"/>
-            </w:r>
-            <w:r>
-              <w:rPr>
-                <w:noProof/>
-                <w:webHidden/>
-              </w:rPr>
-              <w:t>2</w:t>
-            </w:r>
-            <w:r>
-              <w:rPr>
-                <w:noProof/>
-                <w:webHidden/>
-              </w:rPr>
-              <w:fldChar w:fldCharType="end"/>
-            </w:r>
-          </w:hyperlink>
-        </w:p>
-        <w:p>
-          <w:pPr>
-            <w:pStyle w:val="TM1"/>
-            <w:tabs>
-              <w:tab w:val="right" w:leader="dot" w:pos="8630"/>
-            </w:tabs>
-            <w:rPr>
-              <w:noProof/>
-            </w:rPr>
-          </w:pPr>
-          <w:hyperlink w:anchor="_Toc232803549" w:history="1">
-            <w:r>
-              <w:rPr>
-                <w:rStyle w:val="Lienhypertexte"/>
-                <w:noProof/>
-                <w:lang w:val="fr-FR"/>
-              </w:rPr>
-              <w:t>2. Architecture &amp; Stack Technique</w:t>
-            </w:r>
-            <w:r>
-              <w:rPr>
-                <w:noProof/>
-                <w:webHidden/>
-              </w:rPr>
-              <w:tab/>
-            </w:r>
-            <w:r>
-              <w:rPr>
-                <w:noProof/>
-                <w:webHidden/>
-              </w:rPr>
-              <w:fldChar w:fldCharType="begin"/>
-            </w:r>
-            <w:r>
-              <w:rPr>
-                <w:noProof/>
-                <w:webHidden/>
-              </w:rPr>
-              <w:instrText xml:space="preserve"> PAGEREF _Toc232803549 \h </w:instrText>
+              <w:instrText xml:space="preserve"> PAGEREF _Toc233110345 \h </w:instrText>
             </w:r>
             <w:r>
               <w:rPr>
@@ -523,15 +377,17 @@
             </w:tabs>
             <w:rPr>
               <w:noProof/>
+              <w:lang w:val="fr-FR" w:eastAsia="fr-FR"/>
             </w:rPr>
           </w:pPr>
-          <w:hyperlink w:anchor="_Toc232803550" w:history="1">
+          <w:hyperlink w:anchor="_Toc233110346" w:history="1">
             <w:r>
               <w:rPr>
                 <w:rStyle w:val="Lienhypertexte"/>
                 <w:noProof/>
+                <w:lang w:val="fr-FR"/>
               </w:rPr>
-              <w:t>Composants</w:t>
+              <w:t>Objectifs</w:t>
             </w:r>
             <w:r>
               <w:rPr>
@@ -552,75 +408,7 @@
                 <w:noProof/>
                 <w:webHidden/>
               </w:rPr>
-              <w:instrText xml:space="preserve"> PAGEREF _Toc232803550 \h </w:instrText>
-            </w:r>
-            <w:r>
-              <w:rPr>
-                <w:noProof/>
-                <w:webHidden/>
-              </w:rPr>
-            </w:r>
-            <w:r>
-              <w:rPr>
-                <w:noProof/>
-                <w:webHidden/>
-              </w:rPr>
-              <w:fldChar w:fldCharType="separate"/>
-            </w:r>
-            <w:r>
-              <w:rPr>
-                <w:noProof/>
-                <w:webHidden/>
-              </w:rPr>
-              <w:t>3</w:t>
-            </w:r>
-            <w:r>
-              <w:rPr>
-                <w:noProof/>
-                <w:webHidden/>
-              </w:rPr>
-              <w:fldChar w:fldCharType="end"/>
-            </w:r>
-          </w:hyperlink>
-        </w:p>
-        <w:p>
-          <w:pPr>
-            <w:pStyle w:val="TM2"/>
-            <w:tabs>
-              <w:tab w:val="right" w:leader="dot" w:pos="8630"/>
-            </w:tabs>
-            <w:rPr>
-              <w:noProof/>
-            </w:rPr>
-          </w:pPr>
-          <w:hyperlink w:anchor="_Toc232803551" w:history="1">
-            <w:r>
-              <w:rPr>
-                <w:rStyle w:val="Lienhypertexte"/>
-                <w:noProof/>
-              </w:rPr>
-              <w:t>Infrastructure</w:t>
-            </w:r>
-            <w:r>
-              <w:rPr>
-                <w:noProof/>
-                <w:webHidden/>
-              </w:rPr>
-              <w:tab/>
-            </w:r>
-            <w:r>
-              <w:rPr>
-                <w:noProof/>
-                <w:webHidden/>
-              </w:rPr>
-              <w:fldChar w:fldCharType="begin"/>
-            </w:r>
-            <w:r>
-              <w:rPr>
-                <w:noProof/>
-                <w:webHidden/>
-              </w:rPr>
-              <w:instrText xml:space="preserve"> PAGEREF _Toc232803551 \h </w:instrText>
+              <w:instrText xml:space="preserve"> PAGEREF _Toc233110346 \h </w:instrText>
             </w:r>
             <w:r>
               <w:rPr>
@@ -654,20 +442,19 @@
         <w:p>
           <w:pPr>
             <w:pStyle w:val="TM1"/>
-            <w:tabs>
-              <w:tab w:val="right" w:leader="dot" w:pos="8630"/>
-            </w:tabs>
             <w:rPr>
               <w:noProof/>
+              <w:lang w:val="fr-FR" w:eastAsia="fr-FR"/>
             </w:rPr>
           </w:pPr>
-          <w:hyperlink w:anchor="_Toc232803552" w:history="1">
+          <w:hyperlink w:anchor="_Toc233110347" w:history="1">
             <w:r>
               <w:rPr>
                 <w:rStyle w:val="Lienhypertexte"/>
                 <w:noProof/>
+                <w:lang w:val="fr-FR"/>
               </w:rPr>
-              <w:t>3. Étapes d'Implémentation</w:t>
+              <w:t>2. Architecture &amp; Stack Technique</w:t>
             </w:r>
             <w:r>
               <w:rPr>
@@ -688,7 +475,7 @@
                 <w:noProof/>
                 <w:webHidden/>
               </w:rPr>
-              <w:instrText xml:space="preserve"> PAGEREF _Toc232803552 \h </w:instrText>
+              <w:instrText xml:space="preserve"> PAGEREF _Toc233110347 \h </w:instrText>
             </w:r>
             <w:r>
               <w:rPr>
@@ -727,15 +514,16 @@
             </w:tabs>
             <w:rPr>
               <w:noProof/>
+              <w:lang w:val="fr-FR" w:eastAsia="fr-FR"/>
             </w:rPr>
           </w:pPr>
-          <w:hyperlink w:anchor="_Toc232803553" w:history="1">
+          <w:hyperlink w:anchor="_Toc233110348" w:history="1">
             <w:r>
               <w:rPr>
                 <w:rStyle w:val="Lienhypertexte"/>
                 <w:noProof/>
               </w:rPr>
-              <w:t>3.1 Initialisation HBase</w:t>
+              <w:t>Composants:</w:t>
             </w:r>
             <w:r>
               <w:rPr>
@@ -756,7 +544,7 @@
                 <w:noProof/>
                 <w:webHidden/>
               </w:rPr>
-              <w:instrText xml:space="preserve"> PAGEREF _Toc232803553 \h </w:instrText>
+              <w:instrText xml:space="preserve"> PAGEREF _Toc233110348 \h </w:instrText>
             </w:r>
             <w:r>
               <w:rPr>
@@ -795,16 +583,16 @@
             </w:tabs>
             <w:rPr>
               <w:noProof/>
+              <w:lang w:val="fr-FR" w:eastAsia="fr-FR"/>
             </w:rPr>
           </w:pPr>
-          <w:hyperlink w:anchor="_Toc232803554" w:history="1">
+          <w:hyperlink w:anchor="_Toc233110349" w:history="1">
             <w:r>
               <w:rPr>
                 <w:rStyle w:val="Lienhypertexte"/>
                 <w:noProof/>
-                <w:lang w:val="fr-FR"/>
               </w:rPr>
-              <w:t>3.2 Simulateur Kafka</w:t>
+              <w:t>Infrastructure:</w:t>
             </w:r>
             <w:r>
               <w:rPr>
@@ -825,7 +613,7 @@
                 <w:noProof/>
                 <w:webHidden/>
               </w:rPr>
-              <w:instrText xml:space="preserve"> PAGEREF _Toc232803554 \h </w:instrText>
+              <w:instrText xml:space="preserve"> PAGEREF _Toc233110349 \h </w:instrText>
             </w:r>
             <w:r>
               <w:rPr>
@@ -858,22 +646,20 @@
         </w:p>
         <w:p>
           <w:pPr>
-            <w:pStyle w:val="TM2"/>
-            <w:tabs>
-              <w:tab w:val="right" w:leader="dot" w:pos="8630"/>
-            </w:tabs>
+            <w:pStyle w:val="TM1"/>
             <w:rPr>
               <w:noProof/>
+              <w:lang w:val="fr-FR" w:eastAsia="fr-FR"/>
             </w:rPr>
           </w:pPr>
-          <w:hyperlink w:anchor="_Toc232803555" w:history="1">
+          <w:hyperlink w:anchor="_Toc233110350" w:history="1">
             <w:r>
               <w:rPr>
                 <w:rStyle w:val="Lienhypertexte"/>
                 <w:noProof/>
                 <w:lang w:val="fr-FR"/>
               </w:rPr>
-              <w:t>3.3 Spark Streaming</w:t>
+              <w:t>3. Étapes d'Implémentation</w:t>
             </w:r>
             <w:r>
               <w:rPr>
@@ -894,76 +680,7 @@
                 <w:noProof/>
                 <w:webHidden/>
               </w:rPr>
-              <w:instrText xml:space="preserve"> PAGEREF _Toc232803555 \h </w:instrText>
-            </w:r>
-            <w:r>
-              <w:rPr>
-                <w:noProof/>
-                <w:webHidden/>
-              </w:rPr>
-            </w:r>
-            <w:r>
-              <w:rPr>
-                <w:noProof/>
-                <w:webHidden/>
-              </w:rPr>
-              <w:fldChar w:fldCharType="separate"/>
-            </w:r>
-            <w:r>
-              <w:rPr>
-                <w:noProof/>
-                <w:webHidden/>
-              </w:rPr>
-              <w:t>4</w:t>
-            </w:r>
-            <w:r>
-              <w:rPr>
-                <w:noProof/>
-                <w:webHidden/>
-              </w:rPr>
-              <w:fldChar w:fldCharType="end"/>
-            </w:r>
-          </w:hyperlink>
-        </w:p>
-        <w:p>
-          <w:pPr>
-            <w:pStyle w:val="TM2"/>
-            <w:tabs>
-              <w:tab w:val="right" w:leader="dot" w:pos="8630"/>
-            </w:tabs>
-            <w:rPr>
-              <w:noProof/>
-            </w:rPr>
-          </w:pPr>
-          <w:hyperlink w:anchor="_Toc232803556" w:history="1">
-            <w:r>
-              <w:rPr>
-                <w:rStyle w:val="Lienhypertexte"/>
-                <w:noProof/>
-                <w:lang w:val="fr-FR"/>
-              </w:rPr>
-              <w:t>3.4 Modèle ML &amp; Entraînement</w:t>
-            </w:r>
-            <w:r>
-              <w:rPr>
-                <w:noProof/>
-                <w:webHidden/>
-              </w:rPr>
-              <w:tab/>
-            </w:r>
-            <w:r>
-              <w:rPr>
-                <w:noProof/>
-                <w:webHidden/>
-              </w:rPr>
-              <w:fldChar w:fldCharType="begin"/>
-            </w:r>
-            <w:r>
-              <w:rPr>
-                <w:noProof/>
-                <w:webHidden/>
-              </w:rPr>
-              <w:instrText xml:space="preserve"> PAGEREF _Toc232803556 \h </w:instrText>
+              <w:instrText xml:space="preserve"> PAGEREF _Toc233110350 \h </w:instrText>
             </w:r>
             <w:r>
               <w:rPr>
@@ -1002,16 +719,17 @@
             </w:tabs>
             <w:rPr>
               <w:noProof/>
+              <w:lang w:val="fr-FR" w:eastAsia="fr-FR"/>
             </w:rPr>
           </w:pPr>
-          <w:hyperlink w:anchor="_Toc232803557" w:history="1">
+          <w:hyperlink w:anchor="_Toc233110351" w:history="1">
             <w:r>
               <w:rPr>
                 <w:rStyle w:val="Lienhypertexte"/>
                 <w:noProof/>
                 <w:lang w:val="fr-FR"/>
               </w:rPr>
-              <w:t>3.5 Orchestration Airflow</w:t>
+              <w:t>3.1 Initialisation HBase</w:t>
             </w:r>
             <w:r>
               <w:rPr>
@@ -1032,7 +750,147 @@
                 <w:noProof/>
                 <w:webHidden/>
               </w:rPr>
-              <w:instrText xml:space="preserve"> PAGEREF _Toc232803557 \h </w:instrText>
+              <w:instrText xml:space="preserve"> PAGEREF _Toc233110351 \h </w:instrText>
+            </w:r>
+            <w:r>
+              <w:rPr>
+                <w:noProof/>
+                <w:webHidden/>
+              </w:rPr>
+            </w:r>
+            <w:r>
+              <w:rPr>
+                <w:noProof/>
+                <w:webHidden/>
+              </w:rPr>
+              <w:fldChar w:fldCharType="separate"/>
+            </w:r>
+            <w:r>
+              <w:rPr>
+                <w:noProof/>
+                <w:webHidden/>
+              </w:rPr>
+              <w:t>5</w:t>
+            </w:r>
+            <w:r>
+              <w:rPr>
+                <w:noProof/>
+                <w:webHidden/>
+              </w:rPr>
+              <w:fldChar w:fldCharType="end"/>
+            </w:r>
+          </w:hyperlink>
+        </w:p>
+        <w:p>
+          <w:pPr>
+            <w:pStyle w:val="TM2"/>
+            <w:tabs>
+              <w:tab w:val="right" w:leader="dot" w:pos="8630"/>
+            </w:tabs>
+            <w:rPr>
+              <w:noProof/>
+              <w:lang w:val="fr-FR" w:eastAsia="fr-FR"/>
+            </w:rPr>
+          </w:pPr>
+          <w:hyperlink w:anchor="_Toc233110352" w:history="1">
+            <w:r>
+              <w:rPr>
+                <w:rStyle w:val="Lienhypertexte"/>
+                <w:noProof/>
+                <w:lang w:val="fr-FR"/>
+              </w:rPr>
+              <w:t>3.2 Simulateur Kafka</w:t>
+            </w:r>
+            <w:r>
+              <w:rPr>
+                <w:noProof/>
+                <w:webHidden/>
+              </w:rPr>
+              <w:tab/>
+            </w:r>
+            <w:r>
+              <w:rPr>
+                <w:noProof/>
+                <w:webHidden/>
+              </w:rPr>
+              <w:fldChar w:fldCharType="begin"/>
+            </w:r>
+            <w:r>
+              <w:rPr>
+                <w:noProof/>
+                <w:webHidden/>
+              </w:rPr>
+              <w:instrText xml:space="preserve"> PAGEREF _Toc233110352 \h </w:instrText>
+            </w:r>
+            <w:r>
+              <w:rPr>
+                <w:noProof/>
+                <w:webHidden/>
+              </w:rPr>
+            </w:r>
+            <w:r>
+              <w:rPr>
+                <w:noProof/>
+                <w:webHidden/>
+              </w:rPr>
+              <w:fldChar w:fldCharType="separate"/>
+            </w:r>
+            <w:r>
+              <w:rPr>
+                <w:noProof/>
+                <w:webHidden/>
+              </w:rPr>
+              <w:t>5</w:t>
+            </w:r>
+            <w:r>
+              <w:rPr>
+                <w:noProof/>
+                <w:webHidden/>
+              </w:rPr>
+              <w:fldChar w:fldCharType="end"/>
+            </w:r>
+          </w:hyperlink>
+        </w:p>
+        <w:p>
+          <w:pPr>
+            <w:pStyle w:val="TM2"/>
+            <w:tabs>
+              <w:tab w:val="right" w:leader="dot" w:pos="8630"/>
+            </w:tabs>
+            <w:rPr>
+              <w:noProof/>
+              <w:lang w:val="fr-FR" w:eastAsia="fr-FR"/>
+            </w:rPr>
+          </w:pPr>
+          <w:hyperlink w:anchor="_Toc233110353" w:history="1">
+            <w:r>
+              <w:rPr>
+                <w:rStyle w:val="Lienhypertexte"/>
+                <w:noProof/>
+                <w:lang w:val="fr-FR"/>
+              </w:rPr>
+              <w:t>3.3 Spark Streaming</w:t>
+            </w:r>
+            <w:r>
+              <w:rPr>
+                <w:noProof/>
+                <w:webHidden/>
+              </w:rPr>
+              <w:tab/>
+            </w:r>
+            <w:r>
+              <w:rPr>
+                <w:noProof/>
+                <w:webHidden/>
+              </w:rPr>
+              <w:fldChar w:fldCharType="begin"/>
+            </w:r>
+            <w:r>
+              <w:rPr>
+                <w:noProof/>
+                <w:webHidden/>
+              </w:rPr>
+              <w:instrText xml:space="preserve"> PAGEREF _Toc233110353 \h </w:instrText>
             </w:r>
             <w:r>
               <w:rPr>
@@ -1065,22 +923,23 @@
         </w:p>
         <w:p>
           <w:pPr>
-            <w:pStyle w:val="TM1"/>
+            <w:pStyle w:val="TM2"/>
             <w:tabs>
               <w:tab w:val="right" w:leader="dot" w:pos="8630"/>
             </w:tabs>
             <w:rPr>
               <w:noProof/>
+              <w:lang w:val="fr-FR" w:eastAsia="fr-FR"/>
             </w:rPr>
           </w:pPr>
-          <w:hyperlink w:anchor="_Toc232803558" w:history="1">
+          <w:hyperlink w:anchor="_Toc233110354" w:history="1">
             <w:r>
               <w:rPr>
                 <w:rStyle w:val="Lienhypertexte"/>
                 <w:noProof/>
                 <w:lang w:val="fr-FR"/>
               </w:rPr>
-              <w:t>4. Difficultés Rencontrées &amp; Solutions</w:t>
+              <w:t>3.4 Modèle ML &amp; Entraînement</w:t>
             </w:r>
             <w:r>
               <w:rPr>
@@ -1101,7 +960,7 @@
                 <w:noProof/>
                 <w:webHidden/>
               </w:rPr>
-              <w:instrText xml:space="preserve"> PAGEREF _Toc232803558 \h </w:instrText>
+              <w:instrText xml:space="preserve"> PAGEREF _Toc233110354 \h </w:instrText>
             </w:r>
             <w:r>
               <w:rPr>
@@ -1140,16 +999,17 @@
             </w:tabs>
             <w:rPr>
               <w:noProof/>
+              <w:lang w:val="fr-FR" w:eastAsia="fr-FR"/>
             </w:rPr>
           </w:pPr>
-          <w:hyperlink w:anchor="_Toc232803559" w:history="1">
+          <w:hyperlink w:anchor="_Toc233110355" w:history="1">
             <w:r>
               <w:rPr>
                 <w:rStyle w:val="Lienhypertexte"/>
                 <w:noProof/>
                 <w:lang w:val="fr-FR"/>
               </w:rPr>
-              <w:t>4.1 Conflits de Ports Docker</w:t>
+              <w:t>3.5 Orchestration Airflow</w:t>
             </w:r>
             <w:r>
               <w:rPr>
@@ -1170,283 +1030,7 @@
                 <w:noProof/>
                 <w:webHidden/>
               </w:rPr>
-              <w:instrText xml:space="preserve"> PAGEREF _Toc232803559 \h </w:instrText>
-            </w:r>
-            <w:r>
-              <w:rPr>
-                <w:noProof/>
-                <w:webHidden/>
-              </w:rPr>
-            </w:r>
-            <w:r>
-              <w:rPr>
-                <w:noProof/>
-                <w:webHidden/>
-              </w:rPr>
-              <w:fldChar w:fldCharType="separate"/>
-            </w:r>
-            <w:r>
-              <w:rPr>
-                <w:noProof/>
-                <w:webHidden/>
-              </w:rPr>
-              <w:t>7</w:t>
-            </w:r>
-            <w:r>
-              <w:rPr>
-                <w:noProof/>
-                <w:webHidden/>
-              </w:rPr>
-              <w:fldChar w:fldCharType="end"/>
-            </w:r>
-          </w:hyperlink>
-        </w:p>
-        <w:p>
-          <w:pPr>
-            <w:pStyle w:val="TM2"/>
-            <w:tabs>
-              <w:tab w:val="right" w:leader="dot" w:pos="8630"/>
-            </w:tabs>
-            <w:rPr>
-              <w:noProof/>
-            </w:rPr>
-          </w:pPr>
-          <w:hyperlink w:anchor="_Toc232803560" w:history="1">
-            <w:r>
-              <w:rPr>
-                <w:rStyle w:val="Lienhypertexte"/>
-                <w:noProof/>
-                <w:lang w:val="fr-FR"/>
-              </w:rPr>
-              <w:t>4.2 Résolution DNS Kafka depuis Spark</w:t>
-            </w:r>
-            <w:r>
-              <w:rPr>
-                <w:noProof/>
-                <w:webHidden/>
-              </w:rPr>
-              <w:tab/>
-            </w:r>
-            <w:r>
-              <w:rPr>
-                <w:noProof/>
-                <w:webHidden/>
-              </w:rPr>
-              <w:fldChar w:fldCharType="begin"/>
-            </w:r>
-            <w:r>
-              <w:rPr>
-                <w:noProof/>
-                <w:webHidden/>
-              </w:rPr>
-              <w:instrText xml:space="preserve"> PAGEREF _Toc232803560 \h </w:instrText>
-            </w:r>
-            <w:r>
-              <w:rPr>
-                <w:noProof/>
-                <w:webHidden/>
-              </w:rPr>
-            </w:r>
-            <w:r>
-              <w:rPr>
-                <w:noProof/>
-                <w:webHidden/>
-              </w:rPr>
-              <w:fldChar w:fldCharType="separate"/>
-            </w:r>
-            <w:r>
-              <w:rPr>
-                <w:noProof/>
-                <w:webHidden/>
-              </w:rPr>
-              <w:t>7</w:t>
-            </w:r>
-            <w:r>
-              <w:rPr>
-                <w:noProof/>
-                <w:webHidden/>
-              </w:rPr>
-              <w:fldChar w:fldCharType="end"/>
-            </w:r>
-          </w:hyperlink>
-        </w:p>
-        <w:p>
-          <w:pPr>
-            <w:pStyle w:val="TM2"/>
-            <w:tabs>
-              <w:tab w:val="right" w:leader="dot" w:pos="8630"/>
-            </w:tabs>
-            <w:rPr>
-              <w:noProof/>
-            </w:rPr>
-          </w:pPr>
-          <w:hyperlink w:anchor="_Toc232803561" w:history="1">
-            <w:r>
-              <w:rPr>
-                <w:rStyle w:val="Lienhypertexte"/>
-                <w:noProof/>
-                <w:lang w:val="fr-FR"/>
-              </w:rPr>
-              <w:t>4.3 Installation Apache Airflow sur macOS</w:t>
-            </w:r>
-            <w:r>
-              <w:rPr>
-                <w:noProof/>
-                <w:webHidden/>
-              </w:rPr>
-              <w:tab/>
-            </w:r>
-            <w:r>
-              <w:rPr>
-                <w:noProof/>
-                <w:webHidden/>
-              </w:rPr>
-              <w:fldChar w:fldCharType="begin"/>
-            </w:r>
-            <w:r>
-              <w:rPr>
-                <w:noProof/>
-                <w:webHidden/>
-              </w:rPr>
-              <w:instrText xml:space="preserve"> PAGEREF _Toc232803561 \h </w:instrText>
-            </w:r>
-            <w:r>
-              <w:rPr>
-                <w:noProof/>
-                <w:webHidden/>
-              </w:rPr>
-            </w:r>
-            <w:r>
-              <w:rPr>
-                <w:noProof/>
-                <w:webHidden/>
-              </w:rPr>
-              <w:fldChar w:fldCharType="separate"/>
-            </w:r>
-            <w:r>
-              <w:rPr>
-                <w:noProof/>
-                <w:webHidden/>
-              </w:rPr>
-              <w:t>7</w:t>
-            </w:r>
-            <w:r>
-              <w:rPr>
-                <w:noProof/>
-                <w:webHidden/>
-              </w:rPr>
-              <w:fldChar w:fldCharType="end"/>
-            </w:r>
-          </w:hyperlink>
-        </w:p>
-        <w:p>
-          <w:pPr>
-            <w:pStyle w:val="TM2"/>
-            <w:tabs>
-              <w:tab w:val="right" w:leader="dot" w:pos="8630"/>
-            </w:tabs>
-            <w:rPr>
-              <w:noProof/>
-            </w:rPr>
-          </w:pPr>
-          <w:hyperlink w:anchor="_Toc232803562" w:history="1">
-            <w:r>
-              <w:rPr>
-                <w:rStyle w:val="Lienhypertexte"/>
-                <w:noProof/>
-                <w:lang w:val="fr-FR"/>
-              </w:rPr>
-              <w:t>4.4 Créations des Topics Kafka</w:t>
-            </w:r>
-            <w:r>
-              <w:rPr>
-                <w:noProof/>
-                <w:webHidden/>
-              </w:rPr>
-              <w:tab/>
-            </w:r>
-            <w:r>
-              <w:rPr>
-                <w:noProof/>
-                <w:webHidden/>
-              </w:rPr>
-              <w:fldChar w:fldCharType="begin"/>
-            </w:r>
-            <w:r>
-              <w:rPr>
-                <w:noProof/>
-                <w:webHidden/>
-              </w:rPr>
-              <w:instrText xml:space="preserve"> PAGEREF _Toc232803562 \h </w:instrText>
-            </w:r>
-            <w:r>
-              <w:rPr>
-                <w:noProof/>
-                <w:webHidden/>
-              </w:rPr>
-            </w:r>
-            <w:r>
-              <w:rPr>
-                <w:noProof/>
-                <w:webHidden/>
-              </w:rPr>
-              <w:fldChar w:fldCharType="separate"/>
-            </w:r>
-            <w:r>
-              <w:rPr>
-                <w:noProof/>
-                <w:webHidden/>
-              </w:rPr>
-              <w:t>7</w:t>
-            </w:r>
-            <w:r>
-              <w:rPr>
-                <w:noProof/>
-                <w:webHidden/>
-              </w:rPr>
-              <w:fldChar w:fldCharType="end"/>
-            </w:r>
-          </w:hyperlink>
-        </w:p>
-        <w:p>
-          <w:pPr>
-            <w:pStyle w:val="TM2"/>
-            <w:tabs>
-              <w:tab w:val="right" w:leader="dot" w:pos="8630"/>
-            </w:tabs>
-            <w:rPr>
-              <w:noProof/>
-            </w:rPr>
-          </w:pPr>
-          <w:hyperlink w:anchor="_Toc232803563" w:history="1">
-            <w:r>
-              <w:rPr>
-                <w:rStyle w:val="Lienhypertexte"/>
-                <w:noProof/>
-                <w:lang w:val="fr-FR"/>
-              </w:rPr>
-              <w:t>4.5 Connexion HBase depuis Python</w:t>
-            </w:r>
-            <w:r>
-              <w:rPr>
-                <w:noProof/>
-                <w:webHidden/>
-              </w:rPr>
-              <w:tab/>
-            </w:r>
-            <w:r>
-              <w:rPr>
-                <w:noProof/>
-                <w:webHidden/>
-              </w:rPr>
-              <w:fldChar w:fldCharType="begin"/>
-            </w:r>
-            <w:r>
-              <w:rPr>
-                <w:noProof/>
-                <w:webHidden/>
-              </w:rPr>
-              <w:instrText xml:space="preserve"> PAGEREF _Toc232803563 \h </w:instrText>
+              <w:instrText xml:space="preserve"> PAGEREF _Toc233110355 \h </w:instrText>
             </w:r>
             <w:r>
               <w:rPr>
@@ -1480,14 +1064,437 @@
         <w:p>
           <w:pPr>
             <w:pStyle w:val="TM1"/>
+            <w:rPr>
+              <w:noProof/>
+              <w:lang w:val="fr-FR" w:eastAsia="fr-FR"/>
+            </w:rPr>
+          </w:pPr>
+          <w:hyperlink w:anchor="_Toc233110356" w:history="1">
+            <w:r>
+              <w:rPr>
+                <w:rStyle w:val="Lienhypertexte"/>
+                <w:noProof/>
+                <w:lang w:val="fr-FR"/>
+              </w:rPr>
+              <w:t xml:space="preserve">4. </w:t>
+            </w:r>
+            <w:r>
+              <w:rPr>
+                <w:rStyle w:val="Lienhypertexte"/>
+                <w:noProof/>
+                <w:lang w:val="fr-FR"/>
+              </w:rPr>
+              <w:t>Difficultés Rencontrées &amp; Solutions</w:t>
+            </w:r>
+            <w:r>
+              <w:rPr>
+                <w:noProof/>
+                <w:webHidden/>
+              </w:rPr>
+              <w:tab/>
+            </w:r>
+            <w:r>
+              <w:rPr>
+                <w:noProof/>
+                <w:webHidden/>
+              </w:rPr>
+              <w:fldChar w:fldCharType="begin"/>
+            </w:r>
+            <w:r>
+              <w:rPr>
+                <w:noProof/>
+                <w:webHidden/>
+              </w:rPr>
+              <w:instrText xml:space="preserve"> PAGEREF _Toc233110356 \h </w:instrText>
+            </w:r>
+            <w:r>
+              <w:rPr>
+                <w:noProof/>
+                <w:webHidden/>
+              </w:rPr>
+            </w:r>
+            <w:r>
+              <w:rPr>
+                <w:noProof/>
+                <w:webHidden/>
+              </w:rPr>
+              <w:fldChar w:fldCharType="separate"/>
+            </w:r>
+            <w:r>
+              <w:rPr>
+                <w:noProof/>
+                <w:webHidden/>
+              </w:rPr>
+              <w:t>10</w:t>
+            </w:r>
+            <w:r>
+              <w:rPr>
+                <w:noProof/>
+                <w:webHidden/>
+              </w:rPr>
+              <w:fldChar w:fldCharType="end"/>
+            </w:r>
+          </w:hyperlink>
+        </w:p>
+        <w:p>
+          <w:pPr>
+            <w:pStyle w:val="TM2"/>
             <w:tabs>
               <w:tab w:val="right" w:leader="dot" w:pos="8630"/>
             </w:tabs>
             <w:rPr>
               <w:noProof/>
+              <w:lang w:val="fr-FR" w:eastAsia="fr-FR"/>
             </w:rPr>
           </w:pPr>
-          <w:hyperlink w:anchor="_Toc232803564" w:history="1">
+          <w:hyperlink w:anchor="_Toc233110357" w:history="1">
+            <w:r>
+              <w:rPr>
+                <w:rStyle w:val="Lienhypertexte"/>
+                <w:noProof/>
+                <w:lang w:val="fr-FR"/>
+              </w:rPr>
+              <w:t>4.1 Conflits de Ports Docker</w:t>
+            </w:r>
+            <w:r>
+              <w:rPr>
+                <w:noProof/>
+                <w:webHidden/>
+              </w:rPr>
+              <w:tab/>
+            </w:r>
+            <w:r>
+              <w:rPr>
+                <w:noProof/>
+                <w:webHidden/>
+              </w:rPr>
+              <w:fldChar w:fldCharType="begin"/>
+            </w:r>
+            <w:r>
+              <w:rPr>
+                <w:noProof/>
+                <w:webHidden/>
+              </w:rPr>
+              <w:instrText xml:space="preserve"> PAGEREF _Toc233110357 \h </w:instrText>
+            </w:r>
+            <w:r>
+              <w:rPr>
+                <w:noProof/>
+                <w:webHidden/>
+              </w:rPr>
+            </w:r>
+            <w:r>
+              <w:rPr>
+                <w:noProof/>
+                <w:webHidden/>
+              </w:rPr>
+              <w:fldChar w:fldCharType="separate"/>
+            </w:r>
+            <w:r>
+              <w:rPr>
+                <w:noProof/>
+                <w:webHidden/>
+              </w:rPr>
+              <w:t>10</w:t>
+            </w:r>
+            <w:r>
+              <w:rPr>
+                <w:noProof/>
+                <w:webHidden/>
+              </w:rPr>
+              <w:fldChar w:fldCharType="end"/>
+            </w:r>
+          </w:hyperlink>
+        </w:p>
+        <w:p>
+          <w:pPr>
+            <w:pStyle w:val="TM2"/>
+            <w:tabs>
+              <w:tab w:val="right" w:leader="dot" w:pos="8630"/>
+            </w:tabs>
+            <w:rPr>
+              <w:noProof/>
+              <w:lang w:val="fr-FR" w:eastAsia="fr-FR"/>
+            </w:rPr>
+          </w:pPr>
+          <w:hyperlink w:anchor="_Toc233110358" w:history="1">
+            <w:r>
+              <w:rPr>
+                <w:rStyle w:val="Lienhypertexte"/>
+                <w:noProof/>
+                <w:lang w:val="fr-FR"/>
+              </w:rPr>
+              <w:t>4.2 Résolution DNS Kafka depuis Spark</w:t>
+            </w:r>
+            <w:r>
+              <w:rPr>
+                <w:noProof/>
+                <w:webHidden/>
+              </w:rPr>
+              <w:tab/>
+            </w:r>
+            <w:r>
+              <w:rPr>
+                <w:noProof/>
+                <w:webHidden/>
+              </w:rPr>
+              <w:fldChar w:fldCharType="begin"/>
+            </w:r>
+            <w:r>
+              <w:rPr>
+                <w:noProof/>
+                <w:webHidden/>
+              </w:rPr>
+              <w:instrText xml:space="preserve"> PAGEREF _Toc233110358 \h </w:instrText>
+            </w:r>
+            <w:r>
+              <w:rPr>
+                <w:noProof/>
+                <w:webHidden/>
+              </w:rPr>
+            </w:r>
+            <w:r>
+              <w:rPr>
+                <w:noProof/>
+                <w:webHidden/>
+              </w:rPr>
+              <w:fldChar w:fldCharType="separate"/>
+            </w:r>
+            <w:r>
+              <w:rPr>
+                <w:noProof/>
+                <w:webHidden/>
+              </w:rPr>
+              <w:t>10</w:t>
+            </w:r>
+            <w:r>
+              <w:rPr>
+                <w:noProof/>
+                <w:webHidden/>
+              </w:rPr>
+              <w:fldChar w:fldCharType="end"/>
+            </w:r>
+          </w:hyperlink>
+        </w:p>
+        <w:p>
+          <w:pPr>
+            <w:pStyle w:val="TM2"/>
+            <w:tabs>
+              <w:tab w:val="right" w:leader="dot" w:pos="8630"/>
+            </w:tabs>
+            <w:rPr>
+              <w:noProof/>
+              <w:lang w:val="fr-FR" w:eastAsia="fr-FR"/>
+            </w:rPr>
+          </w:pPr>
+          <w:hyperlink w:anchor="_Toc233110359" w:history="1">
+            <w:r>
+              <w:rPr>
+                <w:rStyle w:val="Lienhypertexte"/>
+                <w:noProof/>
+                <w:lang w:val="fr-FR"/>
+              </w:rPr>
+              <w:t>4.3 Installation Apache Airflow sur macOS</w:t>
+            </w:r>
+            <w:r>
+              <w:rPr>
+                <w:noProof/>
+                <w:webHidden/>
+              </w:rPr>
+              <w:tab/>
+            </w:r>
+            <w:r>
+              <w:rPr>
+                <w:noProof/>
+                <w:webHidden/>
+              </w:rPr>
+              <w:fldChar w:fldCharType="begin"/>
+            </w:r>
+            <w:r>
+              <w:rPr>
+                <w:noProof/>
+                <w:webHidden/>
+              </w:rPr>
+              <w:instrText xml:space="preserve"> PAGEREF _Toc233110359 \h </w:instrText>
+            </w:r>
+            <w:r>
+              <w:rPr>
+                <w:noProof/>
+                <w:webHidden/>
+              </w:rPr>
+            </w:r>
+            <w:r>
+              <w:rPr>
+                <w:noProof/>
+                <w:webHidden/>
+              </w:rPr>
+              <w:fldChar w:fldCharType="separate"/>
+            </w:r>
+            <w:r>
+              <w:rPr>
+                <w:noProof/>
+                <w:webHidden/>
+              </w:rPr>
+              <w:t>10</w:t>
+            </w:r>
+            <w:r>
+              <w:rPr>
+                <w:noProof/>
+                <w:webHidden/>
+              </w:rPr>
+              <w:fldChar w:fldCharType="end"/>
+            </w:r>
+          </w:hyperlink>
+        </w:p>
+        <w:p>
+          <w:pPr>
+            <w:pStyle w:val="TM2"/>
+            <w:tabs>
+              <w:tab w:val="right" w:leader="dot" w:pos="8630"/>
+            </w:tabs>
+            <w:rPr>
+              <w:noProof/>
+              <w:lang w:val="fr-FR" w:eastAsia="fr-FR"/>
+            </w:rPr>
+          </w:pPr>
+          <w:hyperlink w:anchor="_Toc233110360" w:history="1">
+            <w:r>
+              <w:rPr>
+                <w:rStyle w:val="Lienhypertexte"/>
+                <w:noProof/>
+                <w:lang w:val="fr-FR"/>
+              </w:rPr>
+              <w:t>4.4 Créations des Topics Kafka</w:t>
+            </w:r>
+            <w:r>
+              <w:rPr>
+                <w:noProof/>
+                <w:webHidden/>
+              </w:rPr>
+              <w:tab/>
+            </w:r>
+            <w:r>
+              <w:rPr>
+                <w:noProof/>
+                <w:webHidden/>
+              </w:rPr>
+              <w:fldChar w:fldCharType="begin"/>
+            </w:r>
+            <w:r>
+              <w:rPr>
+                <w:noProof/>
+                <w:webHidden/>
+              </w:rPr>
+              <w:instrText xml:space="preserve"> PAGEREF _Toc233110360 \h </w:instrText>
+            </w:r>
+            <w:r>
+              <w:rPr>
+                <w:noProof/>
+                <w:webHidden/>
+              </w:rPr>
+            </w:r>
+            <w:r>
+              <w:rPr>
+                <w:noProof/>
+                <w:webHidden/>
+              </w:rPr>
+              <w:fldChar w:fldCharType="separate"/>
+            </w:r>
+            <w:r>
+              <w:rPr>
+                <w:noProof/>
+                <w:webHidden/>
+              </w:rPr>
+              <w:t>10</w:t>
+            </w:r>
+            <w:r>
+              <w:rPr>
+                <w:noProof/>
+                <w:webHidden/>
+              </w:rPr>
+              <w:fldChar w:fldCharType="end"/>
+            </w:r>
+          </w:hyperlink>
+        </w:p>
+        <w:p>
+          <w:pPr>
+            <w:pStyle w:val="TM2"/>
+            <w:tabs>
+              <w:tab w:val="right" w:leader="dot" w:pos="8630"/>
+            </w:tabs>
+            <w:rPr>
+              <w:noProof/>
+              <w:lang w:val="fr-FR" w:eastAsia="fr-FR"/>
+            </w:rPr>
+          </w:pPr>
+          <w:hyperlink w:anchor="_Toc233110361" w:history="1">
+            <w:r>
+              <w:rPr>
+                <w:rStyle w:val="Lienhypertexte"/>
+                <w:noProof/>
+                <w:lang w:val="fr-FR"/>
+              </w:rPr>
+              <w:t>4.5 Connexion HBase depuis Python</w:t>
+            </w:r>
+            <w:r>
+              <w:rPr>
+                <w:noProof/>
+                <w:webHidden/>
+              </w:rPr>
+              <w:tab/>
+            </w:r>
+            <w:r>
+              <w:rPr>
+                <w:noProof/>
+                <w:webHidden/>
+              </w:rPr>
+              <w:fldChar w:fldCharType="begin"/>
+            </w:r>
+            <w:r>
+              <w:rPr>
+                <w:noProof/>
+                <w:webHidden/>
+              </w:rPr>
+              <w:instrText xml:space="preserve"> PAGEREF _Toc233110361 \h </w:instrText>
+            </w:r>
+            <w:r>
+              <w:rPr>
+                <w:noProof/>
+                <w:webHidden/>
+              </w:rPr>
+            </w:r>
+            <w:r>
+              <w:rPr>
+                <w:noProof/>
+                <w:webHidden/>
+              </w:rPr>
+              <w:fldChar w:fldCharType="separate"/>
+            </w:r>
+            <w:r>
+              <w:rPr>
+                <w:noProof/>
+                <w:webHidden/>
+              </w:rPr>
+              <w:t>10</w:t>
+            </w:r>
+            <w:r>
+              <w:rPr>
+                <w:noProof/>
+                <w:webHidden/>
+              </w:rPr>
+              <w:fldChar w:fldCharType="end"/>
+            </w:r>
+          </w:hyperlink>
+        </w:p>
+        <w:p>
+          <w:pPr>
+            <w:pStyle w:val="TM1"/>
+            <w:rPr>
+              <w:noProof/>
+              <w:lang w:val="fr-FR" w:eastAsia="fr-FR"/>
+            </w:rPr>
+          </w:pPr>
+          <w:hyperlink w:anchor="_Toc233110362" w:history="1">
             <w:r>
               <w:rPr>
                 <w:rStyle w:val="Lienhypertexte"/>
@@ -1515,7 +1522,7 @@
                 <w:noProof/>
                 <w:webHidden/>
               </w:rPr>
-              <w:instrText xml:space="preserve"> PAGEREF _Toc232803564 \h </w:instrText>
+              <w:instrText xml:space="preserve"> PAGEREF _Toc233110362 \h </w:instrText>
             </w:r>
             <w:r>
               <w:rPr>
@@ -1535,7 +1542,7 @@
                 <w:noProof/>
                 <w:webHidden/>
               </w:rPr>
-              <w:t>8</w:t>
+              <w:t>11</w:t>
             </w:r>
             <w:r>
               <w:rPr>
@@ -1554,9 +1561,10 @@
             </w:tabs>
             <w:rPr>
               <w:noProof/>
+              <w:lang w:val="fr-FR" w:eastAsia="fr-FR"/>
             </w:rPr>
           </w:pPr>
-          <w:hyperlink w:anchor="_Toc232803565" w:history="1">
+          <w:hyperlink w:anchor="_Toc233110363" w:history="1">
             <w:r>
               <w:rPr>
                 <w:rStyle w:val="Lienhypertexte"/>
@@ -1584,7 +1592,7 @@
                 <w:noProof/>
                 <w:webHidden/>
               </w:rPr>
-              <w:instrText xml:space="preserve"> PAGEREF _Toc232803565 \h </w:instrText>
+              <w:instrText xml:space="preserve"> PAGEREF _Toc233110363 \h </w:instrText>
             </w:r>
             <w:r>
               <w:rPr>
@@ -1604,7 +1612,7 @@
                 <w:noProof/>
                 <w:webHidden/>
               </w:rPr>
-              <w:t>8</w:t>
+              <w:t>11</w:t>
             </w:r>
             <w:r>
               <w:rPr>
@@ -1623,9 +1631,10 @@
             </w:tabs>
             <w:rPr>
               <w:noProof/>
+              <w:lang w:val="fr-FR" w:eastAsia="fr-FR"/>
             </w:rPr>
           </w:pPr>
-          <w:hyperlink w:anchor="_Toc232803566" w:history="1">
+          <w:hyperlink w:anchor="_Toc233110364" w:history="1">
             <w:r>
               <w:rPr>
                 <w:rStyle w:val="Lienhypertexte"/>
@@ -1653,7 +1662,7 @@
                 <w:noProof/>
                 <w:webHidden/>
               </w:rPr>
-              <w:instrText xml:space="preserve"> PAGEREF _Toc232803566 \h </w:instrText>
+              <w:instrText xml:space="preserve"> PAGEREF _Toc233110364 \h </w:instrText>
             </w:r>
             <w:r>
               <w:rPr>
@@ -1673,7 +1682,7 @@
                 <w:noProof/>
                 <w:webHidden/>
               </w:rPr>
-              <w:t>8</w:t>
+              <w:t>11</w:t>
             </w:r>
             <w:r>
               <w:rPr>
@@ -1692,9 +1701,10 @@
             </w:tabs>
             <w:rPr>
               <w:noProof/>
+              <w:lang w:val="fr-FR" w:eastAsia="fr-FR"/>
             </w:rPr>
           </w:pPr>
-          <w:hyperlink w:anchor="_Toc232803567" w:history="1">
+          <w:hyperlink w:anchor="_Toc233110365" w:history="1">
             <w:r>
               <w:rPr>
                 <w:rStyle w:val="Lienhypertexte"/>
@@ -1722,7 +1732,7 @@
                 <w:noProof/>
                 <w:webHidden/>
               </w:rPr>
-              <w:instrText xml:space="preserve"> PAGEREF _Toc232803567 \h </w:instrText>
+              <w:instrText xml:space="preserve"> PAGEREF _Toc233110365 \h </w:instrText>
             </w:r>
             <w:r>
               <w:rPr>
@@ -1742,7 +1752,7 @@
                 <w:noProof/>
                 <w:webHidden/>
               </w:rPr>
-              <w:t>8</w:t>
+              <w:t>11</w:t>
             </w:r>
             <w:r>
               <w:rPr>
@@ -1761,9 +1771,10 @@
             </w:tabs>
             <w:rPr>
               <w:noProof/>
+              <w:lang w:val="fr-FR" w:eastAsia="fr-FR"/>
             </w:rPr>
           </w:pPr>
-          <w:hyperlink w:anchor="_Toc232803568" w:history="1">
+          <w:hyperlink w:anchor="_Toc233110366" w:history="1">
             <w:r>
               <w:rPr>
                 <w:rStyle w:val="Lienhypertexte"/>
@@ -1791,7 +1802,7 @@
                 <w:noProof/>
                 <w:webHidden/>
               </w:rPr>
-              <w:instrText xml:space="preserve"> PAGEREF _Toc232803568 \h </w:instrText>
+              <w:instrText xml:space="preserve"> PAGEREF _Toc233110366 \h </w:instrText>
             </w:r>
             <w:r>
               <w:rPr>
@@ -1811,7 +1822,7 @@
                 <w:noProof/>
                 <w:webHidden/>
               </w:rPr>
-              <w:t>8</w:t>
+              <w:t>11</w:t>
             </w:r>
             <w:r>
               <w:rPr>
@@ -1825,14 +1836,12 @@
         <w:p>
           <w:pPr>
             <w:pStyle w:val="TM1"/>
-            <w:tabs>
-              <w:tab w:val="right" w:leader="dot" w:pos="8630"/>
-            </w:tabs>
             <w:rPr>
               <w:noProof/>
+              <w:lang w:val="fr-FR" w:eastAsia="fr-FR"/>
             </w:rPr>
           </w:pPr>
-          <w:hyperlink w:anchor="_Toc232803569" w:history="1">
+          <w:hyperlink w:anchor="_Toc233110367" w:history="1">
             <w:r>
               <w:rPr>
                 <w:rStyle w:val="Lienhypertexte"/>
@@ -1860,7 +1869,7 @@
                 <w:noProof/>
                 <w:webHidden/>
               </w:rPr>
-              <w:instrText xml:space="preserve"> PAGEREF _Toc232803569 \h </w:instrText>
+              <w:instrText xml:space="preserve"> PAGEREF _Toc233110367 \h </w:instrText>
             </w:r>
             <w:r>
               <w:rPr>
@@ -1880,7 +1889,7 @@
                 <w:noProof/>
                 <w:webHidden/>
               </w:rPr>
-              <w:t>9</w:t>
+              <w:t>12</w:t>
             </w:r>
             <w:r>
               <w:rPr>
@@ -1899,9 +1908,10 @@
             </w:tabs>
             <w:rPr>
               <w:noProof/>
+              <w:lang w:val="fr-FR" w:eastAsia="fr-FR"/>
             </w:rPr>
           </w:pPr>
-          <w:hyperlink w:anchor="_Toc232803570" w:history="1">
+          <w:hyperlink w:anchor="_Toc233110368" w:history="1">
             <w:r>
               <w:rPr>
                 <w:rStyle w:val="Lienhypertexte"/>
@@ -1928,7 +1938,7 @@
                 <w:noProof/>
                 <w:webHidden/>
               </w:rPr>
-              <w:instrText xml:space="preserve"> PAGEREF _Toc232803570 \h </w:instrText>
+              <w:instrText xml:space="preserve"> PAGEREF _Toc233110368 \h </w:instrText>
             </w:r>
             <w:r>
               <w:rPr>
@@ -1948,7 +1958,7 @@
                 <w:noProof/>
                 <w:webHidden/>
               </w:rPr>
-              <w:t>9</w:t>
+              <w:t>12</w:t>
             </w:r>
             <w:r>
               <w:rPr>
@@ -1967,9 +1977,10 @@
             </w:tabs>
             <w:rPr>
               <w:noProof/>
+              <w:lang w:val="fr-FR" w:eastAsia="fr-FR"/>
             </w:rPr>
           </w:pPr>
-          <w:hyperlink w:anchor="_Toc232803571" w:history="1">
+          <w:hyperlink w:anchor="_Toc233110369" w:history="1">
             <w:r>
               <w:rPr>
                 <w:rStyle w:val="Lienhypertexte"/>
@@ -1996,7 +2007,7 @@
                 <w:noProof/>
                 <w:webHidden/>
               </w:rPr>
-              <w:instrText xml:space="preserve"> PAGEREF _Toc232803571 \h </w:instrText>
+              <w:instrText xml:space="preserve"> PAGEREF _Toc233110369 \h </w:instrText>
             </w:r>
             <w:r>
               <w:rPr>
@@ -2016,7 +2027,7 @@
                 <w:noProof/>
                 <w:webHidden/>
               </w:rPr>
-              <w:t>9</w:t>
+              <w:t>12</w:t>
             </w:r>
             <w:r>
               <w:rPr>
@@ -2088,7 +2099,7 @@
           <w:lang w:val="fr-FR"/>
         </w:rPr>
       </w:pPr>
-      <w:bookmarkStart w:id="0" w:name="_Toc232803547"/>
+      <w:bookmarkStart w:id="0" w:name="_Toc233110345"/>
       <w:r>
         <w:rPr>
           <w:u w:val="single"/>
@@ -2214,7 +2225,7 @@
           <w:lang w:val="fr-FR"/>
         </w:rPr>
       </w:pPr>
-      <w:bookmarkStart w:id="1" w:name="_Toc232803548"/>
+      <w:bookmarkStart w:id="1" w:name="_Toc233110346"/>
       <w:r>
         <w:rPr>
           <w:u w:val="single"/>
@@ -2297,7 +2308,7 @@
           <w:lang w:val="fr-FR"/>
         </w:rPr>
       </w:pPr>
-      <w:bookmarkStart w:id="2" w:name="_Toc232803549"/>
+      <w:bookmarkStart w:id="2" w:name="_Toc233110347"/>
       <w:r>
         <w:rPr>
           <w:u w:val="single"/>
@@ -2327,12 +2338,14 @@
           <w:u w:val="single"/>
         </w:rPr>
       </w:pPr>
+      <w:bookmarkStart w:id="3" w:name="_Toc233110348"/>
       <w:r>
         <w:rPr>
           <w:u w:val="single"/>
         </w:rPr>
         <w:t>Composants:</w:t>
       </w:r>
+      <w:bookmarkEnd w:id="3"/>
     </w:p>
     <w:p/>
     <w:tbl>
@@ -2654,7 +2667,6 @@
           <w:u w:val="single"/>
         </w:rPr>
       </w:pPr>
-      <w:bookmarkStart w:id="3" w:name="_Toc232803551"/>
     </w:p>
     <w:p>
       <w:pPr>
@@ -2663,19 +2675,20 @@
           <w:u w:val="single"/>
         </w:rPr>
       </w:pPr>
+      <w:bookmarkStart w:id="4" w:name="_Toc233110349"/>
       <w:r>
         <w:rPr>
           <w:u w:val="single"/>
         </w:rPr>
         <w:t>Infrastructure</w:t>
       </w:r>
-      <w:bookmarkEnd w:id="3"/>
       <w:r>
         <w:rPr>
           <w:u w:val="single"/>
         </w:rPr>
         <w:t>:</w:t>
       </w:r>
+      <w:bookmarkEnd w:id="4"/>
     </w:p>
     <w:p>
       <w:pPr>
@@ -2723,10 +2736,10 @@
           <w:lang w:val="fr-FR" w:eastAsia="fr-FR"/>
         </w:rPr>
         <w:drawing>
-          <wp:inline distT="0" distB="0" distL="0" distR="0">
-            <wp:extent cx="5486400" cy="1587500"/>
-            <wp:effectExtent l="0" t="0" r="0" b="0"/>
-            <wp:docPr id="7" name="Image 7"/>
+          <wp:inline distT="0" distB="0" distL="0" distR="0" wp14:anchorId="26EE717F" wp14:editId="2484C983">
+            <wp:extent cx="5486400" cy="1158240"/>
+            <wp:effectExtent l="0" t="0" r="0" b="3810"/>
+            <wp:docPr id="2" name="Image 2"/>
             <wp:cNvGraphicFramePr>
               <a:graphicFrameLocks xmlns:a="http://schemas.openxmlformats.org/drawingml/2006/main" noChangeAspect="1"/>
             </wp:cNvGraphicFramePr>
@@ -2734,7 +2747,7 @@
               <a:graphicData uri="http://schemas.openxmlformats.org/drawingml/2006/picture">
                 <pic:pic xmlns:pic="http://schemas.openxmlformats.org/drawingml/2006/picture">
                   <pic:nvPicPr>
-                    <pic:cNvPr id="0" name="WhatsApp Image 2026-06-20 at 00.09.00.jpeg"/>
+                    <pic:cNvPr id="0" name="1A.jpeg"/>
                     <pic:cNvPicPr/>
                   </pic:nvPicPr>
                   <pic:blipFill>
@@ -2744,7 +2757,7 @@
                           <a14:imgProps xmlns:a14="http://schemas.microsoft.com/office/drawing/2010/main">
                             <a14:imgLayer r:embed="rId10">
                               <a14:imgEffect>
-                                <a14:sharpenSoften amount="25000"/>
+                                <a14:brightnessContrast contrast="-40000"/>
                               </a14:imgEffect>
                             </a14:imgLayer>
                           </a14:imgProps>
@@ -2761,7 +2774,7 @@
                   <pic:spPr>
                     <a:xfrm>
                       <a:off x="0" y="0"/>
-                      <a:ext cx="5486400" cy="1587500"/>
+                      <a:ext cx="5486400" cy="1158240"/>
                     </a:xfrm>
                     <a:prstGeom prst="rect">
                       <a:avLst/>
@@ -2782,7 +2795,7 @@
           <w:lang w:val="fr-FR"/>
         </w:rPr>
       </w:pPr>
-      <w:bookmarkStart w:id="4" w:name="_Toc232803552"/>
+      <w:bookmarkStart w:id="5" w:name="_Toc233110350"/>
       <w:r>
         <w:rPr>
           <w:u w:val="single"/>
@@ -2790,7 +2803,7 @@
         </w:rPr>
         <w:t>3. Étapes d'Implémentation</w:t>
       </w:r>
-      <w:bookmarkEnd w:id="4"/>
+      <w:bookmarkEnd w:id="5"/>
     </w:p>
     <w:p>
       <w:pPr>
@@ -2800,7 +2813,7 @@
           <w:lang w:val="fr-FR"/>
         </w:rPr>
       </w:pPr>
-      <w:bookmarkStart w:id="5" w:name="_Toc232803553"/>
+      <w:bookmarkStart w:id="6" w:name="_Toc233110351"/>
       <w:r>
         <w:rPr>
           <w:u w:val="single"/>
@@ -2816,7 +2829,7 @@
         </w:rPr>
         <w:t>HBase</w:t>
       </w:r>
-      <w:bookmarkEnd w:id="5"/>
+      <w:bookmarkEnd w:id="6"/>
       <w:proofErr w:type="spellEnd"/>
     </w:p>
     <w:p>
@@ -2848,6 +2861,69 @@
     </w:p>
     <w:p>
       <w:pPr>
+        <w:rPr>
+          <w:lang w:val="fr-FR"/>
+        </w:rPr>
+      </w:pPr>
+      <w:r>
+        <w:rPr>
+          <w:noProof/>
+          <w:lang w:val="fr-FR" w:eastAsia="fr-FR"/>
+        </w:rPr>
+        <w:drawing>
+          <wp:inline distT="0" distB="0" distL="0" distR="0" wp14:anchorId="15337F28" wp14:editId="73A1EFD4">
+            <wp:extent cx="5486400" cy="391160"/>
+            <wp:effectExtent l="0" t="0" r="0" b="8890"/>
+            <wp:docPr id="9" name="Image 9"/>
+            <wp:cNvGraphicFramePr>
+              <a:graphicFrameLocks xmlns:a="http://schemas.openxmlformats.org/drawingml/2006/main" noChangeAspect="1"/>
+            </wp:cNvGraphicFramePr>
+            <a:graphic xmlns:a="http://schemas.openxmlformats.org/drawingml/2006/main">
+              <a:graphicData uri="http://schemas.openxmlformats.org/drawingml/2006/picture">
+                <pic:pic xmlns:pic="http://schemas.openxmlformats.org/drawingml/2006/picture">
+                  <pic:nvPicPr>
+                    <pic:cNvPr id="0" name="2a.jpeg"/>
+                    <pic:cNvPicPr/>
+                  </pic:nvPicPr>
+                  <pic:blipFill>
+                    <a:blip r:embed="rId11">
+                      <a:extLst>
+                        <a:ext uri="{BEBA8EAE-BF5A-486C-A8C5-ECC9F3942E4B}">
+                          <a14:imgProps xmlns:a14="http://schemas.microsoft.com/office/drawing/2010/main">
+                            <a14:imgLayer r:embed="rId12">
+                              <a14:imgEffect>
+                                <a14:sharpenSoften amount="25000"/>
+                              </a14:imgEffect>
+                            </a14:imgLayer>
+                          </a14:imgProps>
+                        </a:ext>
+                        <a:ext uri="{28A0092B-C50C-407E-A947-70E740481C1C}">
+                          <a14:useLocalDpi xmlns:a14="http://schemas.microsoft.com/office/drawing/2010/main" val="0"/>
+                        </a:ext>
+                      </a:extLst>
+                    </a:blip>
+                    <a:stretch>
+                      <a:fillRect/>
+                    </a:stretch>
+                  </pic:blipFill>
+                  <pic:spPr>
+                    <a:xfrm>
+                      <a:off x="0" y="0"/>
+                      <a:ext cx="5486400" cy="391160"/>
+                    </a:xfrm>
+                    <a:prstGeom prst="rect">
+                      <a:avLst/>
+                    </a:prstGeom>
+                  </pic:spPr>
+                </pic:pic>
+              </a:graphicData>
+            </a:graphic>
+          </wp:inline>
+        </w:drawing>
+      </w:r>
+    </w:p>
+    <w:p>
+      <w:pPr>
         <w:ind w:left="720"/>
         <w:rPr>
           <w:lang w:val="fr-FR"/>
@@ -2869,7 +2945,7 @@
           <w:lang w:val="fr-FR" w:eastAsia="fr-FR"/>
         </w:rPr>
         <w:drawing>
-          <wp:inline distT="0" distB="0" distL="0" distR="0" wp14:anchorId="07BB054D" wp14:editId="2CC6FF9D">
+          <wp:inline distT="0" distB="0" distL="0" distR="0" wp14:anchorId="267A911A" wp14:editId="471D5A4D">
             <wp:extent cx="5486400" cy="1588135"/>
             <wp:effectExtent l="0" t="0" r="0" b="0"/>
             <wp:docPr id="1" name="Image 1"/>
@@ -2884,11 +2960,11 @@
                     <pic:cNvPicPr/>
                   </pic:nvPicPr>
                   <pic:blipFill>
-                    <a:blip r:embed="rId11">
+                    <a:blip r:embed="rId13">
                       <a:extLst>
                         <a:ext uri="{BEBA8EAE-BF5A-486C-A8C5-ECC9F3942E4B}">
                           <a14:imgProps xmlns:a14="http://schemas.microsoft.com/office/drawing/2010/main">
-                            <a14:imgLayer r:embed="rId12">
+                            <a14:imgLayer r:embed="rId14">
                               <a14:imgEffect>
                                 <a14:sharpenSoften amount="50000"/>
                               </a14:imgEffect>
@@ -2936,7 +3012,7 @@
           <w:lang w:val="fr-FR"/>
         </w:rPr>
       </w:pPr>
-      <w:bookmarkStart w:id="6" w:name="_Toc232803554"/>
+      <w:bookmarkStart w:id="7" w:name="_Toc233110352"/>
       <w:r>
         <w:rPr>
           <w:u w:val="single"/>
@@ -2944,7 +3020,7 @@
         </w:rPr>
         <w:t>3.2 Simulateur Kafka</w:t>
       </w:r>
-      <w:bookmarkEnd w:id="6"/>
+      <w:bookmarkEnd w:id="7"/>
     </w:p>
     <w:p>
       <w:pPr>
@@ -2957,6 +3033,69 @@
           <w:lang w:val="fr-FR"/>
         </w:rPr>
         <w:t>Génération de 1000+ événements de transport avec données réalistes.</w:t>
+      </w:r>
+    </w:p>
+    <w:p>
+      <w:pPr>
+        <w:rPr>
+          <w:lang w:val="fr-FR"/>
+        </w:rPr>
+      </w:pPr>
+      <w:r>
+        <w:rPr>
+          <w:noProof/>
+          <w:lang w:val="fr-FR" w:eastAsia="fr-FR"/>
+        </w:rPr>
+        <w:drawing>
+          <wp:inline distT="0" distB="0" distL="0" distR="0" wp14:anchorId="4C1E1D3B" wp14:editId="3A54316F">
+            <wp:extent cx="5884223" cy="2226623"/>
+            <wp:effectExtent l="0" t="0" r="2540" b="2540"/>
+            <wp:docPr id="10" name="Image 10"/>
+            <wp:cNvGraphicFramePr>
+              <a:graphicFrameLocks xmlns:a="http://schemas.openxmlformats.org/drawingml/2006/main" noChangeAspect="1"/>
+            </wp:cNvGraphicFramePr>
+            <a:graphic xmlns:a="http://schemas.openxmlformats.org/drawingml/2006/main">
+              <a:graphicData uri="http://schemas.openxmlformats.org/drawingml/2006/picture">
+                <pic:pic xmlns:pic="http://schemas.openxmlformats.org/drawingml/2006/picture">
+                  <pic:nvPicPr>
+                    <pic:cNvPr id="0" name="3A.jpeg"/>
+                    <pic:cNvPicPr/>
+                  </pic:nvPicPr>
+                  <pic:blipFill>
+                    <a:blip r:embed="rId15">
+                      <a:extLst>
+                        <a:ext uri="{BEBA8EAE-BF5A-486C-A8C5-ECC9F3942E4B}">
+                          <a14:imgProps xmlns:a14="http://schemas.microsoft.com/office/drawing/2010/main">
+                            <a14:imgLayer r:embed="rId16">
+                              <a14:imgEffect>
+                                <a14:sharpenSoften amount="25000"/>
+                              </a14:imgEffect>
+                            </a14:imgLayer>
+                          </a14:imgProps>
+                        </a:ext>
+                        <a:ext uri="{28A0092B-C50C-407E-A947-70E740481C1C}">
+                          <a14:useLocalDpi xmlns:a14="http://schemas.microsoft.com/office/drawing/2010/main" val="0"/>
+                        </a:ext>
+                      </a:extLst>
+                    </a:blip>
+                    <a:stretch>
+                      <a:fillRect/>
+                    </a:stretch>
+                  </pic:blipFill>
+                  <pic:spPr>
+                    <a:xfrm>
+                      <a:off x="0" y="0"/>
+                      <a:ext cx="5884664" cy="2226790"/>
+                    </a:xfrm>
+                    <a:prstGeom prst="rect">
+                      <a:avLst/>
+                    </a:prstGeom>
+                  </pic:spPr>
+                </pic:pic>
+              </a:graphicData>
+            </a:graphic>
+          </wp:inline>
+        </w:drawing>
       </w:r>
     </w:p>
     <w:p>
@@ -2982,7 +3121,7 @@
           <w:lang w:val="fr-FR" w:eastAsia="fr-FR"/>
         </w:rPr>
         <w:drawing>
-          <wp:inline distT="0" distB="0" distL="0" distR="0" wp14:anchorId="6948FD0E" wp14:editId="3020E5D1">
+          <wp:inline distT="0" distB="0" distL="0" distR="0" wp14:anchorId="4AF9305D" wp14:editId="54C12CBC">
             <wp:extent cx="5486400" cy="2353310"/>
             <wp:effectExtent l="0" t="0" r="0" b="8890"/>
             <wp:docPr id="4" name="Image 4"/>
@@ -2997,11 +3136,11 @@
                     <pic:cNvPicPr/>
                   </pic:nvPicPr>
                   <pic:blipFill>
-                    <a:blip r:embed="rId13">
+                    <a:blip r:embed="rId17">
                       <a:extLst>
                         <a:ext uri="{BEBA8EAE-BF5A-486C-A8C5-ECC9F3942E4B}">
                           <a14:imgProps xmlns:a14="http://schemas.microsoft.com/office/drawing/2010/main">
-                            <a14:imgLayer r:embed="rId14">
+                            <a14:imgLayer r:embed="rId18">
                               <a14:imgEffect>
                                 <a14:sharpenSoften amount="50000"/>
                               </a14:imgEffect>
@@ -3049,7 +3188,7 @@
           <w:lang w:val="fr-FR"/>
         </w:rPr>
       </w:pPr>
-      <w:bookmarkStart w:id="7" w:name="_Toc232803555"/>
+      <w:bookmarkStart w:id="8" w:name="_Toc233110353"/>
       <w:r>
         <w:rPr>
           <w:u w:val="single"/>
@@ -3057,7 +3196,7 @@
         </w:rPr>
         <w:t>3.3 Spark Streaming</w:t>
       </w:r>
-      <w:bookmarkEnd w:id="7"/>
+      <w:bookmarkEnd w:id="8"/>
     </w:p>
     <w:p>
       <w:pPr>
@@ -3084,7 +3223,7 @@
           <w:lang w:val="fr-FR" w:eastAsia="fr-FR"/>
         </w:rPr>
         <w:drawing>
-          <wp:inline distT="0" distB="0" distL="0" distR="0" wp14:anchorId="791D53B2" wp14:editId="7520CC85">
+          <wp:inline distT="0" distB="0" distL="0" distR="0" wp14:anchorId="11DE170B" wp14:editId="1026C64F">
             <wp:extent cx="5486400" cy="3438525"/>
             <wp:effectExtent l="0" t="0" r="0" b="9525"/>
             <wp:docPr id="3" name="Image 3"/>
@@ -3099,7 +3238,7 @@
                     <pic:cNvPicPr/>
                   </pic:nvPicPr>
                   <pic:blipFill>
-                    <a:blip r:embed="rId15">
+                    <a:blip r:embed="rId19">
                       <a:extLst>
                         <a:ext uri="{28A0092B-C50C-407E-A947-70E740481C1C}">
                           <a14:useLocalDpi xmlns:a14="http://schemas.microsoft.com/office/drawing/2010/main" val="0"/>
@@ -3138,7 +3277,7 @@
           <w:lang w:val="fr-FR" w:eastAsia="fr-FR"/>
         </w:rPr>
         <w:drawing>
-          <wp:inline distT="0" distB="0" distL="0" distR="0" wp14:anchorId="06530A13" wp14:editId="3AB622D7">
+          <wp:inline distT="0" distB="0" distL="0" distR="0" wp14:anchorId="3A9278DA" wp14:editId="203306DC">
             <wp:extent cx="5486400" cy="3429000"/>
             <wp:effectExtent l="0" t="0" r="0" b="0"/>
             <wp:docPr id="5" name="Image 5"/>
@@ -3153,11 +3292,11 @@
                     <pic:cNvPicPr/>
                   </pic:nvPicPr>
                   <pic:blipFill>
-                    <a:blip r:embed="rId16">
+                    <a:blip r:embed="rId20">
                       <a:extLst>
                         <a:ext uri="{BEBA8EAE-BF5A-486C-A8C5-ECC9F3942E4B}">
                           <a14:imgProps xmlns:a14="http://schemas.microsoft.com/office/drawing/2010/main">
-                            <a14:imgLayer r:embed="rId17">
+                            <a14:imgLayer r:embed="rId21">
                               <a14:imgEffect>
                                 <a14:brightnessContrast bright="20000" contrast="-40000"/>
                               </a14:imgEffect>
@@ -3204,7 +3343,7 @@
           <w:lang w:val="fr-FR"/>
         </w:rPr>
       </w:pPr>
-      <w:bookmarkStart w:id="8" w:name="_Toc232803556"/>
+      <w:bookmarkStart w:id="9" w:name="_Toc233110354"/>
       <w:r>
         <w:rPr>
           <w:u w:val="single"/>
@@ -3212,7 +3351,7 @@
         </w:rPr>
         <w:t>3.4 Modèle ML &amp; Entraînement</w:t>
       </w:r>
-      <w:bookmarkEnd w:id="8"/>
+      <w:bookmarkEnd w:id="9"/>
     </w:p>
     <w:p>
       <w:pPr>
@@ -3301,65 +3440,19 @@
       <w:r>
         <w:t xml:space="preserve"> de </w:t>
       </w:r>
-      <w:proofErr w:type="spellStart"/>
       <w:r>
-        <w:t>décision</w:t>
+        <w:t>decision</w:t>
       </w:r>
-      <w:proofErr w:type="spellEnd"/>
     </w:p>
     <w:p>
       <w:pPr>
-        <w:rPr>
-          <w:lang w:val="fr-FR"/>
-        </w:rPr>
-      </w:pPr>
-    </w:p>
-    <w:p>
-      <w:pPr>
-        <w:rPr>
-          <w:lang w:val="fr-FR"/>
-        </w:rPr>
-      </w:pPr>
-    </w:p>
-    <w:p>
-      <w:pPr>
-        <w:rPr>
-          <w:lang w:val="fr-FR"/>
-        </w:rPr>
-      </w:pPr>
-      <w:bookmarkStart w:id="9" w:name="_GoBack"/>
-      <w:bookmarkEnd w:id="9"/>
-    </w:p>
-    <w:p>
-      <w:pPr>
-        <w:pStyle w:val="Titre2"/>
-        <w:rPr>
-          <w:u w:val="single"/>
-          <w:lang w:val="fr-FR"/>
-        </w:rPr>
-      </w:pPr>
-      <w:bookmarkStart w:id="10" w:name="_Toc232803557"/>
-      <w:r>
-        <w:rPr>
-          <w:u w:val="single"/>
-          <w:lang w:val="fr-FR"/>
-        </w:rPr>
-        <w:t>3.5 Orchestration Airflow</w:t>
-      </w:r>
-      <w:bookmarkEnd w:id="10"/>
-    </w:p>
-    <w:p>
-      <w:pPr>
-        <w:rPr>
-          <w:lang w:val="fr-FR"/>
-        </w:rPr>
-      </w:pPr>
-      <w:r>
-        <w:rPr>
-          <w:lang w:val="fr-FR"/>
-        </w:rPr>
-        <w:t>DAG Airflow pour orchestrer le réentraînement quotidien.</w:t>
-      </w:r>
+        <w:pStyle w:val="Listepuces"/>
+        <w:numPr>
+          <w:ilvl w:val="0"/>
+          <w:numId w:val="0"/>
+        </w:numPr>
+        <w:ind w:left="360"/>
+      </w:pPr>
     </w:p>
     <w:p>
       <w:pPr>
@@ -3373,10 +3466,10 @@
           <w:lang w:val="fr-FR" w:eastAsia="fr-FR"/>
         </w:rPr>
         <w:drawing>
-          <wp:inline distT="0" distB="0" distL="0" distR="0" wp14:anchorId="786364D3" wp14:editId="181FE0E0">
-            <wp:extent cx="5486400" cy="3429000"/>
-            <wp:effectExtent l="0" t="0" r="0" b="0"/>
-            <wp:docPr id="6" name="Image 6"/>
+          <wp:inline distT="0" distB="0" distL="0" distR="0" wp14:anchorId="609ADA38" wp14:editId="2FB28E4E">
+            <wp:extent cx="5478795" cy="765959"/>
+            <wp:effectExtent l="0" t="0" r="7620" b="0"/>
+            <wp:docPr id="11" name="Image 11"/>
             <wp:cNvGraphicFramePr>
               <a:graphicFrameLocks xmlns:a="http://schemas.openxmlformats.org/drawingml/2006/main" noChangeAspect="1"/>
             </wp:cNvGraphicFramePr>
@@ -3384,12 +3477,24 @@
               <a:graphicData uri="http://schemas.openxmlformats.org/drawingml/2006/picture">
                 <pic:pic xmlns:pic="http://schemas.openxmlformats.org/drawingml/2006/picture">
                   <pic:nvPicPr>
-                    <pic:cNvPr id="0" name="airflow.jpeg"/>
+                    <pic:cNvPr id="0" name="MODEL.jpeg"/>
                     <pic:cNvPicPr/>
                   </pic:nvPicPr>
                   <pic:blipFill>
-                    <a:blip r:embed="rId18">
+                    <a:blip r:embed="rId22">
                       <a:extLst>
+                        <a:ext uri="{BEBA8EAE-BF5A-486C-A8C5-ECC9F3942E4B}">
+                          <a14:imgProps xmlns:a14="http://schemas.microsoft.com/office/drawing/2010/main">
+                            <a14:imgLayer r:embed="rId23">
+                              <a14:imgEffect>
+                                <a14:sharpenSoften amount="25000"/>
+                              </a14:imgEffect>
+                              <a14:imgEffect>
+                                <a14:brightnessContrast contrast="-40000"/>
+                              </a14:imgEffect>
+                            </a14:imgLayer>
+                          </a14:imgProps>
+                        </a:ext>
                         <a:ext uri="{28A0092B-C50C-407E-A947-70E740481C1C}">
                           <a14:useLocalDpi xmlns:a14="http://schemas.microsoft.com/office/drawing/2010/main" val="0"/>
                         </a:ext>
@@ -3402,7 +3507,7 @@
                   <pic:spPr>
                     <a:xfrm>
                       <a:off x="0" y="0"/>
-                      <a:ext cx="5486400" cy="3429000"/>
+                      <a:ext cx="5486400" cy="767022"/>
                     </a:xfrm>
                     <a:prstGeom prst="rect">
                       <a:avLst/>
@@ -3414,13 +3519,135 @@
           </wp:inline>
         </w:drawing>
       </w:r>
+    </w:p>
+    <w:p>
+      <w:pPr>
+        <w:rPr>
+          <w:lang w:val="fr-FR"/>
+        </w:rPr>
+      </w:pPr>
+    </w:p>
+    <w:p>
+      <w:pPr>
+        <w:rPr>
+          <w:lang w:val="fr-FR"/>
+        </w:rPr>
+      </w:pPr>
+    </w:p>
+    <w:p>
+      <w:pPr>
+        <w:pStyle w:val="Titre2"/>
+        <w:rPr>
+          <w:u w:val="single"/>
+          <w:lang w:val="fr-FR"/>
+        </w:rPr>
+      </w:pPr>
+      <w:bookmarkStart w:id="10" w:name="_Toc233110355"/>
+      <w:r>
+        <w:rPr>
+          <w:u w:val="single"/>
+          <w:lang w:val="fr-FR"/>
+        </w:rPr>
+        <w:t>3.5 Orchestration Airflow</w:t>
+      </w:r>
+      <w:bookmarkEnd w:id="10"/>
+    </w:p>
+    <w:p>
+      <w:pPr>
+        <w:rPr>
+          <w:lang w:val="fr-FR"/>
+        </w:rPr>
+      </w:pPr>
+      <w:r>
+        <w:rPr>
+          <w:lang w:val="fr-FR"/>
+        </w:rPr>
+        <w:t>DAG Airflow pour orchestrer le réentraînement quotidien.</w:t>
+      </w:r>
+    </w:p>
+    <w:p>
+      <w:pPr>
+        <w:rPr>
+          <w:lang w:val="fr-FR"/>
+        </w:rPr>
+      </w:pPr>
       <w:r>
         <w:rPr>
           <w:noProof/>
           <w:lang w:val="fr-FR" w:eastAsia="fr-FR"/>
         </w:rPr>
         <w:drawing>
-          <wp:inline distT="0" distB="0" distL="0" distR="0">
+          <wp:inline distT="0" distB="0" distL="0" distR="0" wp14:anchorId="700A18C1" wp14:editId="4E649CD2">
+            <wp:extent cx="5486400" cy="2707005"/>
+            <wp:effectExtent l="0" t="0" r="0" b="0"/>
+            <wp:docPr id="12" name="Image 12"/>
+            <wp:cNvGraphicFramePr>
+              <a:graphicFrameLocks xmlns:a="http://schemas.openxmlformats.org/drawingml/2006/main" noChangeAspect="1"/>
+            </wp:cNvGraphicFramePr>
+            <a:graphic xmlns:a="http://schemas.openxmlformats.org/drawingml/2006/main">
+              <a:graphicData uri="http://schemas.openxmlformats.org/drawingml/2006/picture">
+                <pic:pic xmlns:pic="http://schemas.openxmlformats.org/drawingml/2006/picture">
+                  <pic:nvPicPr>
+                    <pic:cNvPr id="0" name="dags.jpeg"/>
+                    <pic:cNvPicPr/>
+                  </pic:nvPicPr>
+                  <pic:blipFill>
+                    <a:blip r:embed="rId24">
+                      <a:extLst>
+                        <a:ext uri="{BEBA8EAE-BF5A-486C-A8C5-ECC9F3942E4B}">
+                          <a14:imgProps xmlns:a14="http://schemas.microsoft.com/office/drawing/2010/main">
+                            <a14:imgLayer r:embed="rId25">
+                              <a14:imgEffect>
+                                <a14:sharpenSoften amount="25000"/>
+                              </a14:imgEffect>
+                            </a14:imgLayer>
+                          </a14:imgProps>
+                        </a:ext>
+                        <a:ext uri="{28A0092B-C50C-407E-A947-70E740481C1C}">
+                          <a14:useLocalDpi xmlns:a14="http://schemas.microsoft.com/office/drawing/2010/main" val="0"/>
+                        </a:ext>
+                      </a:extLst>
+                    </a:blip>
+                    <a:stretch>
+                      <a:fillRect/>
+                    </a:stretch>
+                  </pic:blipFill>
+                  <pic:spPr>
+                    <a:xfrm>
+                      <a:off x="0" y="0"/>
+                      <a:ext cx="5486400" cy="2707005"/>
+                    </a:xfrm>
+                    <a:prstGeom prst="rect">
+                      <a:avLst/>
+                    </a:prstGeom>
+                  </pic:spPr>
+                </pic:pic>
+              </a:graphicData>
+            </a:graphic>
+          </wp:inline>
+        </w:drawing>
+      </w:r>
+    </w:p>
+    <w:p>
+      <w:pPr>
+        <w:rPr>
+          <w:lang w:val="fr-FR"/>
+        </w:rPr>
+      </w:pPr>
+    </w:p>
+    <w:p>
+      <w:pPr>
+        <w:rPr>
+          <w:lang w:val="fr-FR"/>
+        </w:rPr>
+      </w:pPr>
+      <w:r>
+        <w:rPr>
+          <w:noProof/>
+          <w:lang w:val="fr-FR" w:eastAsia="fr-FR"/>
+        </w:rPr>
+        <w:drawing>
+          <wp:inline distT="0" distB="0" distL="0" distR="0" wp14:anchorId="04E1161C" wp14:editId="4A19E047">
             <wp:extent cx="5486400" cy="3429000"/>
             <wp:effectExtent l="0" t="0" r="0" b="0"/>
             <wp:docPr id="8" name="Image 8"/>
@@ -3435,7 +3662,7 @@
                     <pic:cNvPicPr/>
                   </pic:nvPicPr>
                   <pic:blipFill>
-                    <a:blip r:embed="rId19">
+                    <a:blip r:embed="rId26">
                       <a:extLst>
                         <a:ext uri="{28A0092B-C50C-407E-A947-70E740481C1C}">
                           <a14:useLocalDpi xmlns:a14="http://schemas.microsoft.com/office/drawing/2010/main" val="0"/>
@@ -3464,13 +3691,347 @@
     </w:p>
     <w:p>
       <w:pPr>
+        <w:rPr>
+          <w:lang w:val="fr-FR"/>
+        </w:rPr>
+      </w:pPr>
+      <w:r>
+        <w:rPr>
+          <w:noProof/>
+          <w:lang w:val="fr-FR" w:eastAsia="fr-FR"/>
+        </w:rPr>
+        <w:drawing>
+          <wp:inline distT="0" distB="0" distL="0" distR="0" wp14:anchorId="5DBDCECB" wp14:editId="55B33B21">
+            <wp:extent cx="5486400" cy="2755900"/>
+            <wp:effectExtent l="0" t="0" r="0" b="6350"/>
+            <wp:docPr id="14" name="Image 14"/>
+            <wp:cNvGraphicFramePr>
+              <a:graphicFrameLocks xmlns:a="http://schemas.openxmlformats.org/drawingml/2006/main" noChangeAspect="1"/>
+            </wp:cNvGraphicFramePr>
+            <a:graphic xmlns:a="http://schemas.openxmlformats.org/drawingml/2006/main">
+              <a:graphicData uri="http://schemas.openxmlformats.org/drawingml/2006/picture">
+                <pic:pic xmlns:pic="http://schemas.openxmlformats.org/drawingml/2006/picture">
+                  <pic:nvPicPr>
+                    <pic:cNvPr id="0" name="log.jpeg"/>
+                    <pic:cNvPicPr/>
+                  </pic:nvPicPr>
+                  <pic:blipFill>
+                    <a:blip r:embed="rId27">
+                      <a:extLst>
+                        <a:ext uri="{BEBA8EAE-BF5A-486C-A8C5-ECC9F3942E4B}">
+                          <a14:imgProps xmlns:a14="http://schemas.microsoft.com/office/drawing/2010/main">
+                            <a14:imgLayer r:embed="rId28">
+                              <a14:imgEffect>
+                                <a14:sharpenSoften amount="25000"/>
+                              </a14:imgEffect>
+                            </a14:imgLayer>
+                          </a14:imgProps>
+                        </a:ext>
+                        <a:ext uri="{28A0092B-C50C-407E-A947-70E740481C1C}">
+                          <a14:useLocalDpi xmlns:a14="http://schemas.microsoft.com/office/drawing/2010/main" val="0"/>
+                        </a:ext>
+                      </a:extLst>
+                    </a:blip>
+                    <a:stretch>
+                      <a:fillRect/>
+                    </a:stretch>
+                  </pic:blipFill>
+                  <pic:spPr>
+                    <a:xfrm>
+                      <a:off x="0" y="0"/>
+                      <a:ext cx="5486400" cy="2755900"/>
+                    </a:xfrm>
+                    <a:prstGeom prst="rect">
+                      <a:avLst/>
+                    </a:prstGeom>
+                  </pic:spPr>
+                </pic:pic>
+              </a:graphicData>
+            </a:graphic>
+          </wp:inline>
+        </w:drawing>
+      </w:r>
+    </w:p>
+    <w:p>
+      <w:pPr>
+        <w:rPr>
+          <w:rFonts w:ascii="Times New Roman" w:hAnsi="Times New Roman" w:cs="Times New Roman"/>
+          <w:color w:val="2F5897" w:themeColor="text2"/>
+          <w:sz w:val="28"/>
+          <w:u w:val="single"/>
+          <w:lang w:val="fr-FR"/>
+        </w:rPr>
+      </w:pPr>
+    </w:p>
+    <w:p>
+      <w:pPr>
+        <w:pStyle w:val="Paragraphedeliste"/>
+        <w:numPr>
+          <w:ilvl w:val="1"/>
+          <w:numId w:val="12"/>
+        </w:numPr>
+        <w:rPr>
+          <w:rFonts w:ascii="Times New Roman" w:hAnsi="Times New Roman" w:cs="Times New Roman"/>
+          <w:b/>
+          <w:color w:val="2F5897" w:themeColor="text2"/>
+          <w:sz w:val="28"/>
+          <w:u w:val="single"/>
+          <w:lang w:val="fr-FR"/>
+        </w:rPr>
+      </w:pPr>
+      <w:r>
+        <w:rPr>
+          <w:rFonts w:ascii="Times New Roman" w:hAnsi="Times New Roman" w:cs="Times New Roman"/>
+          <w:b/>
+          <w:color w:val="2F5897" w:themeColor="text2"/>
+          <w:sz w:val="28"/>
+          <w:lang w:val="fr-FR"/>
+        </w:rPr>
+        <w:t xml:space="preserve">  </w:t>
+      </w:r>
+      <w:r>
+        <w:rPr>
+          <w:rFonts w:ascii="Times New Roman" w:hAnsi="Times New Roman" w:cs="Times New Roman"/>
+          <w:b/>
+          <w:color w:val="2F5897" w:themeColor="text2"/>
+          <w:sz w:val="28"/>
+          <w:u w:val="single"/>
+          <w:lang w:val="fr-FR"/>
+        </w:rPr>
+        <w:t>Quelques interfaces des infrastructures :</w:t>
+      </w:r>
+    </w:p>
+    <w:p>
+      <w:pPr>
+        <w:pStyle w:val="Paragraphedeliste"/>
+        <w:numPr>
+          <w:ilvl w:val="0"/>
+          <w:numId w:val="10"/>
+        </w:numPr>
+        <w:rPr>
+          <w:b/>
+          <w:sz w:val="28"/>
+          <w:u w:val="single"/>
+          <w:lang w:val="fr-FR"/>
+        </w:rPr>
+      </w:pPr>
+      <w:r>
+        <w:rPr>
+          <w:b/>
+          <w:sz w:val="28"/>
+          <w:u w:val="single"/>
+          <w:lang w:val="fr-FR"/>
+        </w:rPr>
+        <w:t>Spark master :</w:t>
+      </w:r>
+    </w:p>
+    <w:p>
+      <w:pPr>
+        <w:pStyle w:val="Paragraphedeliste"/>
+        <w:rPr>
+          <w:b/>
+          <w:sz w:val="28"/>
+          <w:u w:val="single"/>
+          <w:lang w:val="fr-FR"/>
+        </w:rPr>
+      </w:pPr>
+    </w:p>
+    <w:p>
+      <w:pPr>
+        <w:pStyle w:val="Paragraphedeliste"/>
+        <w:rPr>
+          <w:b/>
+          <w:sz w:val="28"/>
+          <w:u w:val="single"/>
+          <w:lang w:val="fr-FR"/>
+        </w:rPr>
+      </w:pPr>
+    </w:p>
+    <w:p>
+      <w:pPr>
+        <w:pStyle w:val="Paragraphedeliste"/>
+        <w:rPr>
+          <w:b/>
+          <w:sz w:val="28"/>
+          <w:u w:val="single"/>
+          <w:lang w:val="fr-FR"/>
+        </w:rPr>
+      </w:pPr>
+      <w:r>
+        <w:rPr>
+          <w:b/>
+          <w:noProof/>
+          <w:sz w:val="28"/>
+          <w:u w:val="single"/>
+          <w:lang w:val="fr-FR" w:eastAsia="fr-FR"/>
+        </w:rPr>
+        <w:drawing>
+          <wp:inline distT="0" distB="0" distL="0" distR="0" wp14:anchorId="57F044B7" wp14:editId="3789179E">
+            <wp:extent cx="5486400" cy="2361565"/>
+            <wp:effectExtent l="0" t="0" r="0" b="635"/>
+            <wp:docPr id="13" name="Image 13"/>
+            <wp:cNvGraphicFramePr>
+              <a:graphicFrameLocks xmlns:a="http://schemas.openxmlformats.org/drawingml/2006/main" noChangeAspect="1"/>
+            </wp:cNvGraphicFramePr>
+            <a:graphic xmlns:a="http://schemas.openxmlformats.org/drawingml/2006/main">
+              <a:graphicData uri="http://schemas.openxmlformats.org/drawingml/2006/picture">
+                <pic:pic xmlns:pic="http://schemas.openxmlformats.org/drawingml/2006/picture">
+                  <pic:nvPicPr>
+                    <pic:cNvPr id="0" name="spk.jpeg"/>
+                    <pic:cNvPicPr/>
+                  </pic:nvPicPr>
+                  <pic:blipFill>
+                    <a:blip r:embed="rId29">
+                      <a:extLst>
+                        <a:ext uri="{BEBA8EAE-BF5A-486C-A8C5-ECC9F3942E4B}">
+                          <a14:imgProps xmlns:a14="http://schemas.microsoft.com/office/drawing/2010/main">
+                            <a14:imgLayer r:embed="rId30">
+                              <a14:imgEffect>
+                                <a14:sharpenSoften amount="25000"/>
+                              </a14:imgEffect>
+                            </a14:imgLayer>
+                          </a14:imgProps>
+                        </a:ext>
+                        <a:ext uri="{28A0092B-C50C-407E-A947-70E740481C1C}">
+                          <a14:useLocalDpi xmlns:a14="http://schemas.microsoft.com/office/drawing/2010/main" val="0"/>
+                        </a:ext>
+                      </a:extLst>
+                    </a:blip>
+                    <a:stretch>
+                      <a:fillRect/>
+                    </a:stretch>
+                  </pic:blipFill>
+                  <pic:spPr>
+                    <a:xfrm>
+                      <a:off x="0" y="0"/>
+                      <a:ext cx="5486400" cy="2361565"/>
+                    </a:xfrm>
+                    <a:prstGeom prst="rect">
+                      <a:avLst/>
+                    </a:prstGeom>
+                  </pic:spPr>
+                </pic:pic>
+              </a:graphicData>
+            </a:graphic>
+          </wp:inline>
+        </w:drawing>
+      </w:r>
+    </w:p>
+    <w:p>
+      <w:pPr>
+        <w:pStyle w:val="Paragraphedeliste"/>
+        <w:numPr>
+          <w:ilvl w:val="0"/>
+          <w:numId w:val="10"/>
+        </w:numPr>
+        <w:rPr>
+          <w:b/>
+          <w:sz w:val="28"/>
+          <w:u w:val="single"/>
+          <w:lang w:val="fr-FR"/>
+        </w:rPr>
+      </w:pPr>
+      <w:proofErr w:type="spellStart"/>
+      <w:r>
+        <w:rPr>
+          <w:b/>
+          <w:sz w:val="28"/>
+          <w:u w:val="single"/>
+          <w:lang w:val="fr-FR"/>
+        </w:rPr>
+        <w:t>Hbase</w:t>
+      </w:r>
+      <w:proofErr w:type="spellEnd"/>
+      <w:r>
+        <w:rPr>
+          <w:b/>
+          <w:sz w:val="28"/>
+          <w:u w:val="single"/>
+          <w:lang w:val="fr-FR"/>
+        </w:rPr>
+        <w:t xml:space="preserve"> Server :</w:t>
+      </w:r>
+    </w:p>
+    <w:p>
+      <w:pPr>
+        <w:pStyle w:val="Paragraphedeliste"/>
+        <w:rPr>
+          <w:b/>
+          <w:sz w:val="28"/>
+          <w:u w:val="single"/>
+          <w:lang w:val="fr-FR"/>
+        </w:rPr>
+      </w:pPr>
+      <w:r>
+        <w:rPr>
+          <w:b/>
+          <w:noProof/>
+          <w:sz w:val="28"/>
+          <w:u w:val="single"/>
+          <w:lang w:val="fr-FR" w:eastAsia="fr-FR"/>
+        </w:rPr>
+        <w:drawing>
+          <wp:inline distT="0" distB="0" distL="0" distR="0" wp14:anchorId="215BDAE6" wp14:editId="5BE95C81">
+            <wp:extent cx="5486400" cy="2531110"/>
+            <wp:effectExtent l="0" t="0" r="0" b="2540"/>
+            <wp:docPr id="15" name="Image 15"/>
+            <wp:cNvGraphicFramePr>
+              <a:graphicFrameLocks xmlns:a="http://schemas.openxmlformats.org/drawingml/2006/main" noChangeAspect="1"/>
+            </wp:cNvGraphicFramePr>
+            <a:graphic xmlns:a="http://schemas.openxmlformats.org/drawingml/2006/main">
+              <a:graphicData uri="http://schemas.openxmlformats.org/drawingml/2006/picture">
+                <pic:pic xmlns:pic="http://schemas.openxmlformats.org/drawingml/2006/picture">
+                  <pic:nvPicPr>
+                    <pic:cNvPr id="0" name="hb.jpeg"/>
+                    <pic:cNvPicPr/>
+                  </pic:nvPicPr>
+                  <pic:blipFill>
+                    <a:blip r:embed="rId31">
+                      <a:extLst>
+                        <a:ext uri="{BEBA8EAE-BF5A-486C-A8C5-ECC9F3942E4B}">
+                          <a14:imgProps xmlns:a14="http://schemas.microsoft.com/office/drawing/2010/main">
+                            <a14:imgLayer r:embed="rId32">
+                              <a14:imgEffect>
+                                <a14:sharpenSoften amount="25000"/>
+                              </a14:imgEffect>
+                            </a14:imgLayer>
+                          </a14:imgProps>
+                        </a:ext>
+                        <a:ext uri="{28A0092B-C50C-407E-A947-70E740481C1C}">
+                          <a14:useLocalDpi xmlns:a14="http://schemas.microsoft.com/office/drawing/2010/main" val="0"/>
+                        </a:ext>
+                      </a:extLst>
+                    </a:blip>
+                    <a:stretch>
+                      <a:fillRect/>
+                    </a:stretch>
+                  </pic:blipFill>
+                  <pic:spPr>
+                    <a:xfrm>
+                      <a:off x="0" y="0"/>
+                      <a:ext cx="5486400" cy="2531110"/>
+                    </a:xfrm>
+                    <a:prstGeom prst="rect">
+                      <a:avLst/>
+                    </a:prstGeom>
+                  </pic:spPr>
+                </pic:pic>
+              </a:graphicData>
+            </a:graphic>
+          </wp:inline>
+        </w:drawing>
+      </w:r>
+    </w:p>
+    <w:p>
+      <w:pPr>
         <w:pStyle w:val="Titre1"/>
         <w:rPr>
           <w:u w:val="single"/>
           <w:lang w:val="fr-FR"/>
         </w:rPr>
       </w:pPr>
-      <w:bookmarkStart w:id="11" w:name="_Toc232803558"/>
+      <w:bookmarkStart w:id="11" w:name="_Toc233110356"/>
+      <w:bookmarkStart w:id="12" w:name="_GoBack"/>
       <w:r>
         <w:rPr>
           <w:u w:val="single"/>
@@ -3479,6 +4040,7 @@
         <w:t>4. Difficultés Rencontrées &amp; Solutions</w:t>
       </w:r>
       <w:bookmarkEnd w:id="11"/>
+      <w:bookmarkEnd w:id="12"/>
     </w:p>
     <w:p>
       <w:pPr>
@@ -3488,7 +4050,7 @@
           <w:lang w:val="fr-FR"/>
         </w:rPr>
       </w:pPr>
-      <w:bookmarkStart w:id="12" w:name="_Toc232803559"/>
+      <w:bookmarkStart w:id="13" w:name="_Toc233110357"/>
       <w:r>
         <w:rPr>
           <w:u w:val="single"/>
@@ -3496,7 +4058,7 @@
         </w:rPr>
         <w:t>4.1 Conflits de Ports Docker</w:t>
       </w:r>
-      <w:bookmarkEnd w:id="12"/>
+      <w:bookmarkEnd w:id="13"/>
     </w:p>
     <w:p>
       <w:pPr>
@@ -3526,7 +4088,7 @@
           <w:lang w:val="fr-FR"/>
         </w:rPr>
       </w:pPr>
-      <w:bookmarkStart w:id="13" w:name="_Toc232803560"/>
+      <w:bookmarkStart w:id="14" w:name="_Toc233110358"/>
       <w:r>
         <w:rPr>
           <w:u w:val="single"/>
@@ -3534,7 +4096,7 @@
         </w:rPr>
         <w:t>4.2 Résolution DNS Kafka depuis Spark</w:t>
       </w:r>
-      <w:bookmarkEnd w:id="13"/>
+      <w:bookmarkEnd w:id="14"/>
     </w:p>
     <w:p>
       <w:pPr>
@@ -3564,7 +4126,7 @@
           <w:lang w:val="fr-FR"/>
         </w:rPr>
       </w:pPr>
-      <w:bookmarkStart w:id="14" w:name="_Toc232803561"/>
+      <w:bookmarkStart w:id="15" w:name="_Toc233110359"/>
       <w:r>
         <w:rPr>
           <w:u w:val="single"/>
@@ -3580,7 +4142,7 @@
         </w:rPr>
         <w:t>macOS</w:t>
       </w:r>
-      <w:bookmarkEnd w:id="14"/>
+      <w:bookmarkEnd w:id="15"/>
       <w:proofErr w:type="spellEnd"/>
     </w:p>
     <w:p>
@@ -3611,7 +4173,7 @@
           <w:lang w:val="fr-FR"/>
         </w:rPr>
       </w:pPr>
-      <w:bookmarkStart w:id="15" w:name="_Toc232803562"/>
+      <w:bookmarkStart w:id="16" w:name="_Toc233110360"/>
       <w:r>
         <w:rPr>
           <w:u w:val="single"/>
@@ -3619,7 +4181,7 @@
         </w:rPr>
         <w:t>4.4 Créations des Topics Kafka</w:t>
       </w:r>
-      <w:bookmarkEnd w:id="15"/>
+      <w:bookmarkEnd w:id="16"/>
     </w:p>
     <w:p>
       <w:pPr>
@@ -3677,7 +4239,7 @@
           <w:lang w:val="fr-FR"/>
         </w:rPr>
       </w:pPr>
-      <w:bookmarkStart w:id="16" w:name="_Toc232803563"/>
+      <w:bookmarkStart w:id="17" w:name="_Toc233110361"/>
       <w:r>
         <w:rPr>
           <w:u w:val="single"/>
@@ -3701,7 +4263,7 @@
         </w:rPr>
         <w:t xml:space="preserve"> depuis Python</w:t>
       </w:r>
-      <w:bookmarkEnd w:id="16"/>
+      <w:bookmarkEnd w:id="17"/>
     </w:p>
     <w:p>
       <w:pPr>
@@ -3745,7 +4307,7 @@
           <w:lang w:val="fr-FR"/>
         </w:rPr>
       </w:pPr>
-      <w:bookmarkStart w:id="17" w:name="_Toc232803564"/>
+      <w:bookmarkStart w:id="18" w:name="_Toc233110362"/>
       <w:r>
         <w:rPr>
           <w:u w:val="single"/>
@@ -3753,7 +4315,7 @@
         </w:rPr>
         <w:t>5. Résultats &amp; Tests</w:t>
       </w:r>
-      <w:bookmarkEnd w:id="17"/>
+      <w:bookmarkEnd w:id="18"/>
     </w:p>
     <w:p>
       <w:pPr>
@@ -3763,7 +4325,7 @@
           <w:lang w:val="fr-FR"/>
         </w:rPr>
       </w:pPr>
-      <w:bookmarkStart w:id="18" w:name="_Toc232803565"/>
+      <w:bookmarkStart w:id="19" w:name="_Toc233110363"/>
       <w:r>
         <w:rPr>
           <w:u w:val="single"/>
@@ -3771,7 +4333,7 @@
         </w:rPr>
         <w:t>5.1 Données Générées</w:t>
       </w:r>
-      <w:bookmarkEnd w:id="18"/>
+      <w:bookmarkEnd w:id="19"/>
     </w:p>
     <w:p>
       <w:pPr>
@@ -3906,7 +4468,7 @@
           <w:lang w:val="fr-FR"/>
         </w:rPr>
       </w:pPr>
-      <w:bookmarkStart w:id="19" w:name="_Toc232803566"/>
+      <w:bookmarkStart w:id="20" w:name="_Toc233110364"/>
       <w:r>
         <w:rPr>
           <w:u w:val="single"/>
@@ -3914,7 +4476,7 @@
         </w:rPr>
         <w:t>5.2 Alertes Générées</w:t>
       </w:r>
-      <w:bookmarkEnd w:id="19"/>
+      <w:bookmarkEnd w:id="20"/>
     </w:p>
     <w:p>
       <w:pPr>
@@ -3937,7 +4499,7 @@
           <w:lang w:val="fr-FR"/>
         </w:rPr>
       </w:pPr>
-      <w:bookmarkStart w:id="20" w:name="_Toc232803567"/>
+      <w:bookmarkStart w:id="21" w:name="_Toc233110365"/>
       <w:r>
         <w:rPr>
           <w:u w:val="single"/>
@@ -3945,7 +4507,7 @@
         </w:rPr>
         <w:t>5.3 Performance du Modèle ML</w:t>
       </w:r>
-      <w:bookmarkEnd w:id="20"/>
+      <w:bookmarkEnd w:id="21"/>
     </w:p>
     <w:p>
       <w:pPr>
@@ -4014,7 +4576,7 @@
           <w:lang w:val="fr-FR"/>
         </w:rPr>
       </w:pPr>
-      <w:bookmarkStart w:id="21" w:name="_Toc232803568"/>
+      <w:bookmarkStart w:id="22" w:name="_Toc233110366"/>
       <w:r>
         <w:rPr>
           <w:u w:val="single"/>
@@ -4022,7 +4584,7 @@
         </w:rPr>
         <w:t>5.4 DAG Airflow</w:t>
       </w:r>
-      <w:bookmarkEnd w:id="21"/>
+      <w:bookmarkEnd w:id="22"/>
     </w:p>
     <w:p>
       <w:pPr>
@@ -4142,7 +4704,7 @@
           <w:lang w:val="fr-FR"/>
         </w:rPr>
       </w:pPr>
-      <w:bookmarkStart w:id="22" w:name="_Toc232803569"/>
+      <w:bookmarkStart w:id="23" w:name="_Toc233110367"/>
       <w:r>
         <w:rPr>
           <w:u w:val="single"/>
@@ -4150,7 +4712,7 @@
         </w:rPr>
         <w:t>6. Conclusion</w:t>
       </w:r>
-      <w:bookmarkEnd w:id="22"/>
+      <w:bookmarkEnd w:id="23"/>
     </w:p>
     <w:p>
       <w:pPr>
@@ -4183,11 +4745,11 @@
       <w:pPr>
         <w:pStyle w:val="Titre2"/>
       </w:pPr>
-      <w:bookmarkStart w:id="23" w:name="_Toc232803570"/>
+      <w:bookmarkStart w:id="24" w:name="_Toc233110368"/>
       <w:r>
         <w:t>Points Forts</w:t>
       </w:r>
-      <w:bookmarkEnd w:id="23"/>
+      <w:bookmarkEnd w:id="24"/>
     </w:p>
     <w:p>
       <w:pPr>
@@ -4279,7 +4841,7 @@
           <w:u w:val="single"/>
         </w:rPr>
       </w:pPr>
-      <w:bookmarkStart w:id="24" w:name="_Toc232803571"/>
+      <w:bookmarkStart w:id="25" w:name="_Toc233110369"/>
       <w:proofErr w:type="spellStart"/>
       <w:r>
         <w:rPr>
@@ -4294,7 +4856,7 @@
         </w:rPr>
         <w:t xml:space="preserve"> Futures</w:t>
       </w:r>
-      <w:bookmarkEnd w:id="24"/>
+      <w:bookmarkEnd w:id="25"/>
     </w:p>
     <w:p>
       <w:pPr>
@@ -4421,12 +4983,12 @@
       </w:r>
     </w:p>
     <w:sectPr>
-      <w:headerReference w:type="even" r:id="rId20"/>
-      <w:headerReference w:type="default" r:id="rId21"/>
-      <w:footerReference w:type="even" r:id="rId22"/>
-      <w:footerReference w:type="default" r:id="rId23"/>
-      <w:headerReference w:type="first" r:id="rId24"/>
-      <w:footerReference w:type="first" r:id="rId25"/>
+      <w:headerReference w:type="even" r:id="rId33"/>
+      <w:headerReference w:type="default" r:id="rId34"/>
+      <w:footerReference w:type="even" r:id="rId35"/>
+      <w:footerReference w:type="default" r:id="rId36"/>
+      <w:headerReference w:type="first" r:id="rId37"/>
+      <w:footerReference w:type="first" r:id="rId38"/>
       <w:pgSz w:w="12240" w:h="15840"/>
       <w:pgMar w:top="1440" w:right="1800" w:bottom="1440" w:left="1800" w:header="720" w:footer="720" w:gutter="0"/>
       <w:pgBorders w:offsetFrom="page">
@@ -4725,6 +5287,319 @@
       </w:rPr>
     </w:lvl>
   </w:abstractNum>
+  <w:abstractNum w:abstractNumId="9">
+    <w:nsid w:val="0DB80DFB"/>
+    <w:multiLevelType w:val="multilevel"/>
+    <w:tmpl w:val="4C0E1FE6"/>
+    <w:lvl w:ilvl="0">
+      <w:start w:val="3"/>
+      <w:numFmt w:val="decimal"/>
+      <w:lvlText w:val="%1"/>
+      <w:lvlJc w:val="left"/>
+      <w:pPr>
+        <w:ind w:left="375" w:hanging="375"/>
+      </w:pPr>
+      <w:rPr>
+        <w:rFonts w:hint="default"/>
+      </w:rPr>
+    </w:lvl>
+    <w:lvl w:ilvl="1">
+      <w:start w:val="6"/>
+      <w:numFmt w:val="decimal"/>
+      <w:lvlText w:val="%1.%2"/>
+      <w:lvlJc w:val="left"/>
+      <w:pPr>
+        <w:ind w:left="375" w:hanging="375"/>
+      </w:pPr>
+      <w:rPr>
+        <w:rFonts w:hint="default"/>
+        <w:u w:val="single"/>
+      </w:rPr>
+    </w:lvl>
+    <w:lvl w:ilvl="2">
+      <w:start w:val="1"/>
+      <w:numFmt w:val="decimal"/>
+      <w:lvlText w:val="%1.%2.%3"/>
+      <w:lvlJc w:val="left"/>
+      <w:pPr>
+        <w:ind w:left="720" w:hanging="720"/>
+      </w:pPr>
+      <w:rPr>
+        <w:rFonts w:hint="default"/>
+      </w:rPr>
+    </w:lvl>
+    <w:lvl w:ilvl="3">
+      <w:start w:val="1"/>
+      <w:numFmt w:val="decimal"/>
+      <w:lvlText w:val="%1.%2.%3.%4"/>
+      <w:lvlJc w:val="left"/>
+      <w:pPr>
+        <w:ind w:left="1080" w:hanging="1080"/>
+      </w:pPr>
+      <w:rPr>
+        <w:rFonts w:hint="default"/>
+      </w:rPr>
+    </w:lvl>
+    <w:lvl w:ilvl="4">
+      <w:start w:val="1"/>
+      <w:numFmt w:val="decimal"/>
+      <w:lvlText w:val="%1.%2.%3.%4.%5"/>
+      <w:lvlJc w:val="left"/>
+      <w:pPr>
+        <w:ind w:left="1080" w:hanging="1080"/>
+      </w:pPr>
+      <w:rPr>
+        <w:rFonts w:hint="default"/>
+      </w:rPr>
+    </w:lvl>
+    <w:lvl w:ilvl="5">
+      <w:start w:val="1"/>
+      <w:numFmt w:val="decimal"/>
+      <w:lvlText w:val="%1.%2.%3.%4.%5.%6"/>
+      <w:lvlJc w:val="left"/>
+      <w:pPr>
+        <w:ind w:left="1440" w:hanging="1440"/>
+      </w:pPr>
+      <w:rPr>
+        <w:rFonts w:hint="default"/>
+      </w:rPr>
+    </w:lvl>
+    <w:lvl w:ilvl="6">
+      <w:start w:val="1"/>
+      <w:numFmt w:val="decimal"/>
+      <w:lvlText w:val="%1.%2.%3.%4.%5.%6.%7"/>
+      <w:lvlJc w:val="left"/>
+      <w:pPr>
+        <w:ind w:left="1440" w:hanging="1440"/>
+      </w:pPr>
+      <w:rPr>
+        <w:rFonts w:hint="default"/>
+      </w:rPr>
+    </w:lvl>
+    <w:lvl w:ilvl="7">
+      <w:start w:val="1"/>
+      <w:numFmt w:val="decimal"/>
+      <w:lvlText w:val="%1.%2.%3.%4.%5.%6.%7.%8"/>
+      <w:lvlJc w:val="left"/>
+      <w:pPr>
+        <w:ind w:left="1800" w:hanging="1800"/>
+      </w:pPr>
+      <w:rPr>
+        <w:rFonts w:hint="default"/>
+      </w:rPr>
+    </w:lvl>
+    <w:lvl w:ilvl="8">
+      <w:start w:val="1"/>
+      <w:numFmt w:val="decimal"/>
+      <w:lvlText w:val="%1.%2.%3.%4.%5.%6.%7.%8.%9"/>
+      <w:lvlJc w:val="left"/>
+      <w:pPr>
+        <w:ind w:left="2160" w:hanging="2160"/>
+      </w:pPr>
+      <w:rPr>
+        <w:rFonts w:hint="default"/>
+      </w:rPr>
+    </w:lvl>
+  </w:abstractNum>
+  <w:abstractNum w:abstractNumId="10">
+    <w:nsid w:val="2E54175D"/>
+    <w:multiLevelType w:val="multilevel"/>
+    <w:tmpl w:val="040C001F"/>
+    <w:lvl w:ilvl="0">
+      <w:start w:val="1"/>
+      <w:numFmt w:val="decimal"/>
+      <w:lvlText w:val="%1."/>
+      <w:lvlJc w:val="left"/>
+      <w:pPr>
+        <w:ind w:left="360" w:hanging="360"/>
+      </w:pPr>
+    </w:lvl>
+    <w:lvl w:ilvl="1">
+      <w:start w:val="1"/>
+      <w:numFmt w:val="decimal"/>
+      <w:lvlText w:val="%1.%2."/>
+      <w:lvlJc w:val="left"/>
+      <w:pPr>
+        <w:ind w:left="792" w:hanging="432"/>
+      </w:pPr>
+    </w:lvl>
+    <w:lvl w:ilvl="2">
+      <w:start w:val="1"/>
+      <w:numFmt w:val="decimal"/>
+      <w:lvlText w:val="%1.%2.%3."/>
+      <w:lvlJc w:val="left"/>
+      <w:pPr>
+        <w:ind w:left="1224" w:hanging="504"/>
+      </w:pPr>
+    </w:lvl>
+    <w:lvl w:ilvl="3">
+      <w:start w:val="1"/>
+      <w:numFmt w:val="decimal"/>
+      <w:lvlText w:val="%1.%2.%3.%4."/>
+      <w:lvlJc w:val="left"/>
+      <w:pPr>
+        <w:ind w:left="1728" w:hanging="648"/>
+      </w:pPr>
+    </w:lvl>
+    <w:lvl w:ilvl="4">
+      <w:start w:val="1"/>
+      <w:numFmt w:val="decimal"/>
+      <w:lvlText w:val="%1.%2.%3.%4.%5."/>
+      <w:lvlJc w:val="left"/>
+      <w:pPr>
+        <w:ind w:left="2232" w:hanging="792"/>
+      </w:pPr>
+    </w:lvl>
+    <w:lvl w:ilvl="5">
+      <w:start w:val="1"/>
+      <w:numFmt w:val="decimal"/>
+      <w:lvlText w:val="%1.%2.%3.%4.%5.%6."/>
+      <w:lvlJc w:val="left"/>
+      <w:pPr>
+        <w:ind w:left="2736" w:hanging="936"/>
+      </w:pPr>
+    </w:lvl>
+    <w:lvl w:ilvl="6">
+      <w:start w:val="1"/>
+      <w:numFmt w:val="decimal"/>
+      <w:lvlText w:val="%1.%2.%3.%4.%5.%6.%7."/>
+      <w:lvlJc w:val="left"/>
+      <w:pPr>
+        <w:ind w:left="3240" w:hanging="1080"/>
+      </w:pPr>
+    </w:lvl>
+    <w:lvl w:ilvl="7">
+      <w:start w:val="1"/>
+      <w:numFmt w:val="decimal"/>
+      <w:lvlText w:val="%1.%2.%3.%4.%5.%6.%7.%8."/>
+      <w:lvlJc w:val="left"/>
+      <w:pPr>
+        <w:ind w:left="3744" w:hanging="1224"/>
+      </w:pPr>
+    </w:lvl>
+    <w:lvl w:ilvl="8">
+      <w:start w:val="1"/>
+      <w:numFmt w:val="decimal"/>
+      <w:lvlText w:val="%1.%2.%3.%4.%5.%6.%7.%8.%9."/>
+      <w:lvlJc w:val="left"/>
+      <w:pPr>
+        <w:ind w:left="4320" w:hanging="1440"/>
+      </w:pPr>
+    </w:lvl>
+  </w:abstractNum>
+  <w:abstractNum w:abstractNumId="11">
+    <w:nsid w:val="31B35358"/>
+    <w:multiLevelType w:val="hybridMultilevel"/>
+    <w:tmpl w:val="1D5A4FD4"/>
+    <w:lvl w:ilvl="0" w:tplc="040C0001">
+      <w:start w:val="1"/>
+      <w:numFmt w:val="bullet"/>
+      <w:lvlText w:val=""/>
+      <w:lvlJc w:val="left"/>
+      <w:pPr>
+        <w:ind w:left="720" w:hanging="360"/>
+      </w:pPr>
+      <w:rPr>
+        <w:rFonts w:ascii="Symbol" w:hAnsi="Symbol" w:hint="default"/>
+      </w:rPr>
+    </w:lvl>
+    <w:lvl w:ilvl="1" w:tplc="040C0003" w:tentative="1">
+      <w:start w:val="1"/>
+      <w:numFmt w:val="bullet"/>
+      <w:lvlText w:val="o"/>
+      <w:lvlJc w:val="left"/>
+      <w:pPr>
+        <w:ind w:left="1440" w:hanging="360"/>
+      </w:pPr>
+      <w:rPr>
+        <w:rFonts w:ascii="Courier New" w:hAnsi="Courier New" w:cs="Courier New" w:hint="default"/>
+      </w:rPr>
+    </w:lvl>
+    <w:lvl w:ilvl="2" w:tplc="040C0005" w:tentative="1">
+      <w:start w:val="1"/>
+      <w:numFmt w:val="bullet"/>
+      <w:lvlText w:val=""/>
+      <w:lvlJc w:val="left"/>
+      <w:pPr>
+        <w:ind w:left="2160" w:hanging="360"/>
+      </w:pPr>
+      <w:rPr>
+        <w:rFonts w:ascii="Wingdings" w:hAnsi="Wingdings" w:hint="default"/>
+      </w:rPr>
+    </w:lvl>
+    <w:lvl w:ilvl="3" w:tplc="040C0001" w:tentative="1">
+      <w:start w:val="1"/>
+      <w:numFmt w:val="bullet"/>
+      <w:lvlText w:val=""/>
+      <w:lvlJc w:val="left"/>
+      <w:pPr>
+        <w:ind w:left="2880" w:hanging="360"/>
+      </w:pPr>
+      <w:rPr>
+        <w:rFonts w:ascii="Symbol" w:hAnsi="Symbol" w:hint="default"/>
+      </w:rPr>
+    </w:lvl>
+    <w:lvl w:ilvl="4" w:tplc="040C0003" w:tentative="1">
+      <w:start w:val="1"/>
+      <w:numFmt w:val="bullet"/>
+      <w:lvlText w:val="o"/>
+      <w:lvlJc w:val="left"/>
+      <w:pPr>
+        <w:ind w:left="3600" w:hanging="360"/>
+      </w:pPr>
+      <w:rPr>
+        <w:rFonts w:ascii="Courier New" w:hAnsi="Courier New" w:cs="Courier New" w:hint="default"/>
+      </w:rPr>
+    </w:lvl>
+    <w:lvl w:ilvl="5" w:tplc="040C0005" w:tentative="1">
+      <w:start w:val="1"/>
+      <w:numFmt w:val="bullet"/>
+      <w:lvlText w:val=""/>
+      <w:lvlJc w:val="left"/>
+      <w:pPr>
+        <w:ind w:left="4320" w:hanging="360"/>
+      </w:pPr>
+      <w:rPr>
+        <w:rFonts w:ascii="Wingdings" w:hAnsi="Wingdings" w:hint="default"/>
+      </w:rPr>
+    </w:lvl>
+    <w:lvl w:ilvl="6" w:tplc="040C0001" w:tentative="1">
+      <w:start w:val="1"/>
+      <w:numFmt w:val="bullet"/>
+      <w:lvlText w:val=""/>
+      <w:lvlJc w:val="left"/>
+      <w:pPr>
+        <w:ind w:left="5040" w:hanging="360"/>
+      </w:pPr>
+      <w:rPr>
+        <w:rFonts w:ascii="Symbol" w:hAnsi="Symbol" w:hint="default"/>
+      </w:rPr>
+    </w:lvl>
+    <w:lvl w:ilvl="7" w:tplc="040C0003" w:tentative="1">
+      <w:start w:val="1"/>
+      <w:numFmt w:val="bullet"/>
+      <w:lvlText w:val="o"/>
+      <w:lvlJc w:val="left"/>
+      <w:pPr>
+        <w:ind w:left="5760" w:hanging="360"/>
+      </w:pPr>
+      <w:rPr>
+        <w:rFonts w:ascii="Courier New" w:hAnsi="Courier New" w:cs="Courier New" w:hint="default"/>
+      </w:rPr>
+    </w:lvl>
+    <w:lvl w:ilvl="8" w:tplc="040C0005" w:tentative="1">
+      <w:start w:val="1"/>
+      <w:numFmt w:val="bullet"/>
+      <w:lvlText w:val=""/>
+      <w:lvlJc w:val="left"/>
+      <w:pPr>
+        <w:ind w:left="6480" w:hanging="360"/>
+      </w:pPr>
+      <w:rPr>
+        <w:rFonts w:ascii="Wingdings" w:hAnsi="Wingdings" w:hint="default"/>
+      </w:rPr>
+    </w:lvl>
+  </w:abstractNum>
   <w:num w:numId="1">
     <w:abstractNumId w:val="8"/>
   </w:num>
@@ -4751,6 +5626,15 @@
   </w:num>
   <w:num w:numId="9">
     <w:abstractNumId w:val="0"/>
+  </w:num>
+  <w:num w:numId="10">
+    <w:abstractNumId w:val="11"/>
+  </w:num>
+  <w:num w:numId="11">
+    <w:abstractNumId w:val="10"/>
+  </w:num>
+  <w:num w:numId="12">
+    <w:abstractNumId w:val="9"/>
   </w:num>
 </w:numbering>
 </file>
@@ -15950,8 +16834,11 @@
     <w:autoRedefine/>
     <w:uiPriority w:val="39"/>
     <w:unhideWhenUsed/>
-    <w:rsid w:val="00BD3C22"/>
+    <w:rsid w:val="008B2656"/>
     <w:pPr>
+      <w:tabs>
+        <w:tab w:val="right" w:leader="dot" w:pos="8630"/>
+      </w:tabs>
       <w:spacing w:after="100"/>
     </w:pPr>
   </w:style>
@@ -27177,8 +28064,11 @@
     <w:autoRedefine/>
     <w:uiPriority w:val="39"/>
     <w:unhideWhenUsed/>
-    <w:rsid w:val="00BD3C22"/>
+    <w:rsid w:val="008B2656"/>
     <w:pPr>
+      <w:tabs>
+        <w:tab w:val="right" w:leader="dot" w:pos="8630"/>
+      </w:tabs>
       <w:spacing w:after="100"/>
     </w:pPr>
   </w:style>
@@ -27494,7 +28384,7 @@
 </file>
 
 <file path=customXml/itemProps1.xml><?xml version="1.0" encoding="utf-8"?>
-<ds:datastoreItem xmlns:ds="http://schemas.openxmlformats.org/officeDocument/2006/customXml" ds:itemID="{221567AB-D603-4EEA-80C5-903DD54F710F}">
+<ds:datastoreItem xmlns:ds="http://schemas.openxmlformats.org/officeDocument/2006/customXml" ds:itemID="{BCCB3C8B-FE19-44FB-A796-A40D2DB3B4B1}">
   <ds:schemaRefs>
     <ds:schemaRef ds:uri="http://schemas.openxmlformats.org/officeDocument/2006/bibliography"/>
   </ds:schemaRefs>

--- a/rapport/RAPPORT_FINAL_LOGI_AGRI.docx
+++ b/rapport/RAPPORT_FINAL_LOGI_AGRI.docx
@@ -4024,14 +4024,172 @@
     </w:p>
     <w:p>
       <w:pPr>
+        <w:pStyle w:val="Paragraphedeliste"/>
+        <w:numPr>
+          <w:ilvl w:val="0"/>
+          <w:numId w:val="10"/>
+        </w:numPr>
+        <w:rPr>
+          <w:b/>
+          <w:sz w:val="28"/>
+          <w:u w:val="single"/>
+          <w:lang w:val="fr-FR"/>
+        </w:rPr>
+      </w:pPr>
+      <w:proofErr w:type="spellStart"/>
+      <w:r>
+        <w:rPr>
+          <w:b/>
+          <w:sz w:val="28"/>
+          <w:u w:val="single"/>
+          <w:lang w:val="fr-FR"/>
+        </w:rPr>
+        <w:t>Streamlit</w:t>
+      </w:r>
+      <w:proofErr w:type="spellEnd"/>
+      <w:r>
+        <w:rPr>
+          <w:b/>
+          <w:sz w:val="28"/>
+          <w:u w:val="single"/>
+          <w:lang w:val="fr-FR"/>
+        </w:rPr>
+        <w:t xml:space="preserve"> pour les alertes :</w:t>
+      </w:r>
+    </w:p>
+    <w:p>
+      <w:pPr>
+        <w:pStyle w:val="Paragraphedeliste"/>
+        <w:rPr>
+          <w:b/>
+          <w:sz w:val="28"/>
+          <w:u w:val="single"/>
+          <w:lang w:val="fr-FR"/>
+        </w:rPr>
+      </w:pPr>
+      <w:r>
+        <w:rPr>
+          <w:b/>
+          <w:noProof/>
+          <w:sz w:val="28"/>
+          <w:u w:val="single"/>
+          <w:lang w:val="fr-FR" w:eastAsia="fr-FR"/>
+        </w:rPr>
+        <w:drawing>
+          <wp:inline distT="0" distB="0" distL="0" distR="0">
+            <wp:extent cx="5486400" cy="1861820"/>
+            <wp:effectExtent l="0" t="0" r="0" b="5080"/>
+            <wp:docPr id="16" name="Image 16"/>
+            <wp:cNvGraphicFramePr>
+              <a:graphicFrameLocks xmlns:a="http://schemas.openxmlformats.org/drawingml/2006/main" noChangeAspect="1"/>
+            </wp:cNvGraphicFramePr>
+            <a:graphic xmlns:a="http://schemas.openxmlformats.org/drawingml/2006/main">
+              <a:graphicData uri="http://schemas.openxmlformats.org/drawingml/2006/picture">
+                <pic:pic xmlns:pic="http://schemas.openxmlformats.org/drawingml/2006/picture">
+                  <pic:nvPicPr>
+                    <pic:cNvPr id="0" name="WhatsApp Image 2026-06-28 at 20.25.43 (1).jpeg"/>
+                    <pic:cNvPicPr/>
+                  </pic:nvPicPr>
+                  <pic:blipFill>
+                    <a:blip r:embed="rId33">
+                      <a:extLst>
+                        <a:ext uri="{28A0092B-C50C-407E-A947-70E740481C1C}">
+                          <a14:useLocalDpi xmlns:a14="http://schemas.microsoft.com/office/drawing/2010/main" val="0"/>
+                        </a:ext>
+                      </a:extLst>
+                    </a:blip>
+                    <a:stretch>
+                      <a:fillRect/>
+                    </a:stretch>
+                  </pic:blipFill>
+                  <pic:spPr>
+                    <a:xfrm>
+                      <a:off x="0" y="0"/>
+                      <a:ext cx="5486400" cy="1861820"/>
+                    </a:xfrm>
+                    <a:prstGeom prst="rect">
+                      <a:avLst/>
+                    </a:prstGeom>
+                  </pic:spPr>
+                </pic:pic>
+              </a:graphicData>
+            </a:graphic>
+          </wp:inline>
+        </w:drawing>
+      </w:r>
+    </w:p>
+    <w:p>
+      <w:pPr>
+        <w:pStyle w:val="Paragraphedeliste"/>
+        <w:rPr>
+          <w:b/>
+          <w:sz w:val="28"/>
+          <w:u w:val="single"/>
+          <w:lang w:val="fr-FR"/>
+        </w:rPr>
+      </w:pPr>
+      <w:bookmarkStart w:id="11" w:name="_GoBack"/>
+      <w:r>
+        <w:rPr>
+          <w:b/>
+          <w:noProof/>
+          <w:sz w:val="28"/>
+          <w:u w:val="single"/>
+          <w:lang w:val="fr-FR" w:eastAsia="fr-FR"/>
+        </w:rPr>
+        <w:drawing>
+          <wp:inline distT="0" distB="0" distL="0" distR="0">
+            <wp:extent cx="5486400" cy="2173605"/>
+            <wp:effectExtent l="0" t="0" r="0" b="0"/>
+            <wp:docPr id="18" name="Image 18"/>
+            <wp:cNvGraphicFramePr>
+              <a:graphicFrameLocks xmlns:a="http://schemas.openxmlformats.org/drawingml/2006/main" noChangeAspect="1"/>
+            </wp:cNvGraphicFramePr>
+            <a:graphic xmlns:a="http://schemas.openxmlformats.org/drawingml/2006/main">
+              <a:graphicData uri="http://schemas.openxmlformats.org/drawingml/2006/picture">
+                <pic:pic xmlns:pic="http://schemas.openxmlformats.org/drawingml/2006/picture">
+                  <pic:nvPicPr>
+                    <pic:cNvPr id="0" name="Dash2.png"/>
+                    <pic:cNvPicPr/>
+                  </pic:nvPicPr>
+                  <pic:blipFill>
+                    <a:blip r:embed="rId34">
+                      <a:extLst>
+                        <a:ext uri="{28A0092B-C50C-407E-A947-70E740481C1C}">
+                          <a14:useLocalDpi xmlns:a14="http://schemas.microsoft.com/office/drawing/2010/main" val="0"/>
+                        </a:ext>
+                      </a:extLst>
+                    </a:blip>
+                    <a:stretch>
+                      <a:fillRect/>
+                    </a:stretch>
+                  </pic:blipFill>
+                  <pic:spPr>
+                    <a:xfrm>
+                      <a:off x="0" y="0"/>
+                      <a:ext cx="5486400" cy="2173605"/>
+                    </a:xfrm>
+                    <a:prstGeom prst="rect">
+                      <a:avLst/>
+                    </a:prstGeom>
+                  </pic:spPr>
+                </pic:pic>
+              </a:graphicData>
+            </a:graphic>
+          </wp:inline>
+        </w:drawing>
+      </w:r>
+      <w:bookmarkEnd w:id="11"/>
+    </w:p>
+    <w:p>
+      <w:pPr>
         <w:pStyle w:val="Titre1"/>
         <w:rPr>
           <w:u w:val="single"/>
           <w:lang w:val="fr-FR"/>
         </w:rPr>
       </w:pPr>
-      <w:bookmarkStart w:id="11" w:name="_Toc233110356"/>
-      <w:bookmarkStart w:id="12" w:name="_GoBack"/>
+      <w:bookmarkStart w:id="12" w:name="_Toc233110356"/>
       <w:r>
         <w:rPr>
           <w:u w:val="single"/>
@@ -4039,7 +4197,6 @@
         </w:rPr>
         <w:t>4. Difficultés Rencontrées &amp; Solutions</w:t>
       </w:r>
-      <w:bookmarkEnd w:id="11"/>
       <w:bookmarkEnd w:id="12"/>
     </w:p>
     <w:p>
@@ -4983,12 +5140,12 @@
       </w:r>
     </w:p>
     <w:sectPr>
-      <w:headerReference w:type="even" r:id="rId33"/>
-      <w:headerReference w:type="default" r:id="rId34"/>
-      <w:footerReference w:type="even" r:id="rId35"/>
-      <w:footerReference w:type="default" r:id="rId36"/>
-      <w:headerReference w:type="first" r:id="rId37"/>
-      <w:footerReference w:type="first" r:id="rId38"/>
+      <w:headerReference w:type="even" r:id="rId35"/>
+      <w:headerReference w:type="default" r:id="rId36"/>
+      <w:footerReference w:type="even" r:id="rId37"/>
+      <w:footerReference w:type="default" r:id="rId38"/>
+      <w:headerReference w:type="first" r:id="rId39"/>
+      <w:footerReference w:type="first" r:id="rId40"/>
       <w:pgSz w:w="12240" w:h="15840"/>
       <w:pgMar w:top="1440" w:right="1800" w:bottom="1440" w:left="1800" w:header="720" w:footer="720" w:gutter="0"/>
       <w:pgBorders w:offsetFrom="page">
@@ -5490,7 +5647,7 @@
   <w:abstractNum w:abstractNumId="11">
     <w:nsid w:val="31B35358"/>
     <w:multiLevelType w:val="hybridMultilevel"/>
-    <w:tmpl w:val="1D5A4FD4"/>
+    <w:tmpl w:val="02C6D6C8"/>
     <w:lvl w:ilvl="0" w:tplc="040C0001">
       <w:start w:val="1"/>
       <w:numFmt w:val="bullet"/>
@@ -28384,7 +28541,7 @@
 </file>
 
 <file path=customXml/itemProps1.xml><?xml version="1.0" encoding="utf-8"?>
-<ds:datastoreItem xmlns:ds="http://schemas.openxmlformats.org/officeDocument/2006/customXml" ds:itemID="{BCCB3C8B-FE19-44FB-A796-A40D2DB3B4B1}">
+<ds:datastoreItem xmlns:ds="http://schemas.openxmlformats.org/officeDocument/2006/customXml" ds:itemID="{95A7E24E-4E0E-4141-99C9-23D22BBC01DD}">
   <ds:schemaRefs>
     <ds:schemaRef ds:uri="http://schemas.openxmlformats.org/officeDocument/2006/bibliography"/>
   </ds:schemaRefs>
